--- a/content/multi-agent-systems/multi-agent-systems-foundations/multi-agent-systems-foundations.docx
+++ b/content/multi-agent-systems/multi-agent-systems-foundations/multi-agent-systems-foundations.docx
@@ -475,45 +475,51 @@
           <w:rFonts w:ascii="Consolas" w:hAnsi="Consolas"/>
           <w:sz w:val="16"/>
         </w:rPr>
-        <w:t>&lt;svg xmlns="http://www.w3.org/2000/svg" width="760" height="360" viewBox="0 0 760 360" font-family="Inter, Arial, sans-serif"&gt;</w:t>
-        <w:br/>
-        <w:t>&lt;rect width="760" height="360" fill="#f8fafc"/&gt;</w:t>
-        <w:br/>
-        <w:t>&lt;text x="380" y="34" text-anchor="middle" font-size="20" font-weight="700" fill="#0f172a"&gt;Architecture - Why Multiple Agents&lt;/text&gt;</w:t>
-        <w:br/>
-        <w:t>&lt;rect x="290" y="162" width="180" height="56" rx="12" fill="#0f172a"/&gt;</w:t>
-        <w:br/>
-        <w:t>&lt;text x="380" y="195" text-anchor="middle" font-size="14" font-weight="700" fill="#ffffff"&gt;Multi-Agent Systems&lt;/text&gt;</w:t>
-        <w:br/>
-        <w:t>&lt;line x1="380" y1="190" x2="380" y2="70" stroke="#94a3b8" stroke-width="2"/&gt;</w:t>
-        <w:br/>
-        <w:t>&lt;rect x="308" y="48" width="144" height="44" rx="10" fill="#ffffff" stroke="#2563eb" stroke-width="2"/&gt;</w:t>
-        <w:br/>
-        <w:t>&lt;text x="380" y="74" text-anchor="middle" font-size="11" fill="#0f172a"&gt;Why Multiple Agents&lt;/text&gt;</w:t>
-        <w:br/>
-        <w:t>&lt;line x1="380" y1="190" x2="617" y2="153" stroke="#94a3b8" stroke-width="2"/&gt;</w:t>
-        <w:br/>
-        <w:t>&lt;rect x="545" y="131" width="144" height="44" rx="10" fill="#ffffff" stroke="#7c3aed" stroke-width="2"/&gt;</w:t>
-        <w:br/>
-        <w:t>&lt;text x="617" y="157" text-anchor="middle" font-size="11" fill="#0f172a"&gt;Agent Roles and Top…&lt;/text&gt;</w:t>
-        <w:br/>
-        <w:t>&lt;line x1="380" y1="190" x2="526" y2="287" stroke="#94a3b8" stroke-width="2"/&gt;</w:t>
-        <w:br/>
-        <w:t>&lt;rect x="454" y="265" width="144" height="44" rx="10" fill="#ffffff" stroke="#0891b2" stroke-width="2"/&gt;</w:t>
-        <w:br/>
-        <w:t>&lt;text x="526" y="291" text-anchor="middle" font-size="11" fill="#0f172a"&gt;Communication Proto…&lt;/text&gt;</w:t>
-        <w:br/>
-        <w:t>&lt;line x1="380" y1="190" x2="234" y2="287" stroke="#94a3b8" stroke-width="2"/&gt;</w:t>
-        <w:br/>
-        <w:t>&lt;rect x="162" y="265" width="144" height="44" rx="10" fill="#ffffff" stroke="#059669" stroke-width="2"/&gt;</w:t>
-        <w:br/>
-        <w:t>&lt;text x="234" y="291" text-anchor="middle" font-size="11" fill="#0f172a"&gt;Orchestration and R…&lt;/text&gt;</w:t>
-        <w:br/>
-        <w:t>&lt;line x1="380" y1="190" x2="143" y2="153" stroke="#94a3b8" stroke-width="2"/&gt;</w:t>
-        <w:br/>
-        <w:t>&lt;rect x="71" y="131" width="144" height="44" rx="10" fill="#ffffff" stroke="#d97706" stroke-width="2"/&gt;</w:t>
-        <w:br/>
-        <w:t>&lt;text x="143" y="157" text-anchor="middle" font-size="11" fill="#0f172a"&gt;Shared Memory and S…&lt;/text&gt;</w:t>
+        <w:t>&lt;svg xmlns="http://www.w3.org/2000/svg" width="760" height="380" viewBox="0 0 760 380" font-family="Inter, Segoe UI, Arial, sans-serif"&gt;</w:t>
+        <w:br/>
+        <w:t>&lt;defs&gt;&lt;marker id="arrow" markerWidth="10" markerHeight="10" refX="8" refY="3" orient="auto" markerUnits="strokeWidth"&gt;&lt;path d="M0,0 L8,3 L0,6 z" fill="#94a3b8"/&gt;&lt;/marker&gt;&lt;marker id="arrowA" markerWidth="10" markerHeight="10" refX="8" refY="3" orient="auto" markerUnits="strokeWidth"&gt;&lt;path d="M0,0 L8,3 L0,6 z" fill="#4338ca"/&gt;&lt;/marker&gt;&lt;/defs&gt;</w:t>
+        <w:br/>
+        <w:t>&lt;rect width="760" height="380" rx="12" fill="#f8fafc"/&gt;</w:t>
+        <w:br/>
+        <w:t>&lt;text x="380" y="30" text-anchor="middle" font-size="17" font-weight="700" fill="#0f172a"&gt;Architecture - Why Multiple Agents&lt;/text&gt;</w:t>
+        <w:br/>
+        <w:t>&lt;rect x="30" y="48" width="700" height="96" rx="12" fill="#eef2ff" stroke="#e2e8f0"/&gt;</w:t>
+        <w:br/>
+        <w:t>&lt;text x="44" y="66" font-size="11" font-weight="700" fill="#475569"&gt;Consumers&lt;/text&gt;</w:t>
+        <w:br/>
+        <w:t>&lt;rect x="44" y="78" width="150" height="48" rx="10" fill="#ffffff" stroke="#4338ca" stroke-width="2"/&gt;&lt;text x="119.0" y="105.74" text-anchor="middle" font-size="11" font-weight="600" fill="#0f172a"&gt;Users / Apps&lt;/text&gt;</w:t>
+        <w:br/>
+        <w:t>&lt;rect x="208" y="78" width="150" height="48" rx="10" fill="#ffffff" stroke="#7c3aed" stroke-width="2"/&gt;&lt;text x="283.0" y="105.74" text-anchor="middle" font-size="11" font-weight="600" fill="#0f172a"&gt;API Clients&lt;/text&gt;</w:t>
+        <w:br/>
+        <w:t>&lt;rect x="30" y="166" width="700" height="96" rx="12" fill="#f5f3ff" stroke="#e2e8f0"/&gt;</w:t>
+        <w:br/>
+        <w:t>&lt;text x="44" y="184" font-size="11" font-weight="700" fill="#475569"&gt;Multi-Agent Systems Platform&lt;/text&gt;</w:t>
+        <w:br/>
+        <w:t>&lt;rect x="44.0" y="196" width="122.8" height="48" rx="10" fill="#ffffff" stroke="#7c3aed" stroke-width="2"/&gt;&lt;text x="105.4" y="223.74" text-anchor="middle" font-size="11" font-weight="600" fill="#0f172a"&gt;Gateway&lt;/text&gt;</w:t>
+        <w:br/>
+        <w:t>&lt;rect x="180.8" y="196" width="122.8" height="48" rx="10" fill="#ffffff" stroke="#0891b2" stroke-width="2"/&gt;&lt;text x="242.20000000000002" y="223.74" text-anchor="middle" font-size="11" font-weight="600" fill="#0f172a"&gt;Why Multiple Agents&lt;/text&gt;</w:t>
+        <w:br/>
+        <w:t>&lt;rect x="317.6" y="196" width="122.8" height="48" rx="10" fill="#ffffff" stroke="#059669" stroke-width="2"/&gt;&lt;text x="379.0" y="223.74" text-anchor="middle" font-size="11" font-weight="600" fill="#0f172a"&gt;Agent Roles and To…&lt;/text&gt;</w:t>
+        <w:br/>
+        <w:t>&lt;rect x="454.40000000000003" y="196" width="122.8" height="48" rx="10" fill="#ffffff" stroke="#d97706" stroke-width="2"/&gt;&lt;text x="515.8000000000001" y="223.74" text-anchor="middle" font-size="11" font-weight="600" fill="#0f172a"&gt;Communication Prot…&lt;/text&gt;</w:t>
+        <w:br/>
+        <w:t>&lt;rect x="591.2" y="196" width="122.8" height="48" rx="10" fill="#ffffff" stroke="#dc2626" stroke-width="2"/&gt;&lt;text x="652.6" y="223.74" text-anchor="middle" font-size="11" font-weight="600" fill="#0f172a"&gt;Orchestration and …&lt;/text&gt;</w:t>
+        <w:br/>
+        <w:t>&lt;rect x="30" y="284" width="700" height="96" rx="12" fill="#ecfeff" stroke="#e2e8f0"/&gt;</w:t>
+        <w:br/>
+        <w:t>&lt;text x="44" y="302" font-size="11" font-weight="700" fill="#475569"&gt;Data &amp;amp; Operations&lt;/text&gt;</w:t>
+        <w:br/>
+        <w:t>&lt;rect x="44" y="314" width="150" height="48" rx="10" fill="#ffffff" stroke="#0891b2" stroke-width="2"/&gt;&lt;text x="119.0" y="341.74" text-anchor="middle" font-size="11" font-weight="600" fill="#0f172a"&gt;Primary Store&lt;/text&gt;</w:t>
+        <w:br/>
+        <w:t>&lt;rect x="208" y="314" width="150" height="48" rx="10" fill="#ffffff" stroke="#059669" stroke-width="2"/&gt;&lt;text x="283.0" y="341.74" text-anchor="middle" font-size="11" font-weight="600" fill="#0f172a"&gt;Vector Index&lt;/text&gt;</w:t>
+        <w:br/>
+        <w:t>&lt;rect x="372" y="314" width="150" height="48" rx="10" fill="#ffffff" stroke="#d97706" stroke-width="2"/&gt;&lt;text x="447.0" y="341.74" text-anchor="middle" font-size="11" font-weight="600" fill="#0f172a"&gt;Observability&lt;/text&gt;</w:t>
+        <w:br/>
+        <w:t>&lt;rect x="536" y="314" width="150" height="48" rx="10" fill="#ffffff" stroke="#dc2626" stroke-width="2"/&gt;&lt;text x="611.0" y="341.74" text-anchor="middle" font-size="11" font-weight="600" fill="#0f172a"&gt;Security&lt;/text&gt;</w:t>
+        <w:br/>
+        <w:t>&lt;line x1="380.0" y1="126" x2="380.0" y2="196" stroke="#4338ca" stroke-width="2" marker-end="url(#arrowA)"/&gt;</w:t>
+        <w:br/>
+        <w:t>&lt;line x1="380.0" y1="244" x2="380.0" y2="314" stroke="#4338ca" stroke-width="2" marker-end="url(#arrowA)"/&gt;</w:t>
         <w:br/>
         <w:t>&lt;/svg&gt;</w:t>
       </w:r>
@@ -2225,45 +2231,39 @@
           <w:rFonts w:ascii="Consolas" w:hAnsi="Consolas"/>
           <w:sz w:val="16"/>
         </w:rPr>
-        <w:t>&lt;svg xmlns="http://www.w3.org/2000/svg" width="760" height="360" viewBox="0 0 760 360" font-family="Inter, Arial, sans-serif"&gt;</w:t>
-        <w:br/>
-        <w:t>&lt;rect width="760" height="360" fill="#f8fafc"/&gt;</w:t>
-        <w:br/>
-        <w:t>&lt;text x="380" y="34" text-anchor="middle" font-size="20" font-weight="700" fill="#0f172a"&gt;Application Flow - Communication Protocols&lt;/text&gt;</w:t>
-        <w:br/>
-        <w:t>&lt;rect x="290" y="162" width="180" height="56" rx="12" fill="#0f172a"/&gt;</w:t>
-        <w:br/>
-        <w:t>&lt;text x="380" y="195" text-anchor="middle" font-size="14" font-weight="700" fill="#ffffff"&gt;Multi-Agent Systems&lt;/text&gt;</w:t>
-        <w:br/>
-        <w:t>&lt;line x1="380" y1="190" x2="380" y2="70" stroke="#94a3b8" stroke-width="2"/&gt;</w:t>
-        <w:br/>
-        <w:t>&lt;rect x="308" y="48" width="144" height="44" rx="10" fill="#ffffff" stroke="#2563eb" stroke-width="2"/&gt;</w:t>
-        <w:br/>
-        <w:t>&lt;text x="380" y="74" text-anchor="middle" font-size="11" fill="#0f172a"&gt;Why Multiple Agents&lt;/text&gt;</w:t>
-        <w:br/>
-        <w:t>&lt;line x1="380" y1="190" x2="617" y2="153" stroke="#94a3b8" stroke-width="2"/&gt;</w:t>
-        <w:br/>
-        <w:t>&lt;rect x="545" y="131" width="144" height="44" rx="10" fill="#ffffff" stroke="#7c3aed" stroke-width="2"/&gt;</w:t>
-        <w:br/>
-        <w:t>&lt;text x="617" y="157" text-anchor="middle" font-size="11" fill="#0f172a"&gt;Agent Roles and Top…&lt;/text&gt;</w:t>
-        <w:br/>
-        <w:t>&lt;line x1="380" y1="190" x2="526" y2="287" stroke="#94a3b8" stroke-width="2"/&gt;</w:t>
-        <w:br/>
-        <w:t>&lt;rect x="454" y="265" width="144" height="44" rx="10" fill="#ffffff" stroke="#0891b2" stroke-width="2"/&gt;</w:t>
-        <w:br/>
-        <w:t>&lt;text x="526" y="291" text-anchor="middle" font-size="11" fill="#0f172a"&gt;Communication Proto…&lt;/text&gt;</w:t>
-        <w:br/>
-        <w:t>&lt;line x1="380" y1="190" x2="234" y2="287" stroke="#94a3b8" stroke-width="2"/&gt;</w:t>
-        <w:br/>
-        <w:t>&lt;rect x="162" y="265" width="144" height="44" rx="10" fill="#ffffff" stroke="#059669" stroke-width="2"/&gt;</w:t>
-        <w:br/>
-        <w:t>&lt;text x="234" y="291" text-anchor="middle" font-size="11" fill="#0f172a"&gt;Orchestration and R…&lt;/text&gt;</w:t>
-        <w:br/>
-        <w:t>&lt;line x1="380" y1="190" x2="143" y2="153" stroke="#94a3b8" stroke-width="2"/&gt;</w:t>
-        <w:br/>
-        <w:t>&lt;rect x="71" y="131" width="144" height="44" rx="10" fill="#ffffff" stroke="#d97706" stroke-width="2"/&gt;</w:t>
-        <w:br/>
-        <w:t>&lt;text x="143" y="157" text-anchor="middle" font-size="11" fill="#0f172a"&gt;Shared Memory and S…&lt;/text&gt;</w:t>
+        <w:t>&lt;svg xmlns="http://www.w3.org/2000/svg" width="760" height="380" viewBox="0 0 760 380" font-family="Inter, Segoe UI, Arial, sans-serif"&gt;</w:t>
+        <w:br/>
+        <w:t>&lt;defs&gt;&lt;marker id="arrow" markerWidth="10" markerHeight="10" refX="8" refY="3" orient="auto" markerUnits="strokeWidth"&gt;&lt;path d="M0,0 L8,3 L0,6 z" fill="#94a3b8"/&gt;&lt;/marker&gt;&lt;marker id="arrowA" markerWidth="10" markerHeight="10" refX="8" refY="3" orient="auto" markerUnits="strokeWidth"&gt;&lt;path d="M0,0 L8,3 L0,6 z" fill="#4338ca"/&gt;&lt;/marker&gt;&lt;/defs&gt;</w:t>
+        <w:br/>
+        <w:t>&lt;rect width="760" height="380" rx="12" fill="#f8fafc"/&gt;</w:t>
+        <w:br/>
+        <w:t>&lt;text x="380" y="30" text-anchor="middle" font-size="17" font-weight="700" fill="#0f172a"&gt;Application Flow - Communication Protocols&lt;/text&gt;</w:t>
+        <w:br/>
+        <w:t>&lt;rect x="40.0" y="166.0" width="104" height="60" rx="10" fill="#ffffff" stroke="#4338ca" stroke-width="2"/&gt;&lt;text x="92.0" y="200.08" text-anchor="middle" font-size="12" font-weight="600" fill="#0f172a"&gt;Request&lt;/text&gt;</w:t>
+        <w:br/>
+        <w:t>&lt;rect x="155.2" y="166.0" width="104" height="60" rx="10" fill="#ffffff" stroke="#7c3aed" stroke-width="2"/&gt;&lt;text x="207.2" y="200.08" text-anchor="middle" font-size="12" font-weight="600" fill="#0f172a"&gt;Auth&lt;/text&gt;</w:t>
+        <w:br/>
+        <w:t>&lt;line x1="144.0" y1="196.0" x2="155.2" y2="196.0" stroke="#4338ca" stroke-width="2" marker-end="url(#arrowA)"/&gt;</w:t>
+        <w:br/>
+        <w:t>&lt;rect x="270.4" y="166.0" width="104" height="60" rx="10" fill="#ffffff" stroke="#0891b2" stroke-width="2"/&gt;&lt;text x="322.4" y="200.08" text-anchor="middle" font-size="12" font-weight="600" fill="#0f172a"&gt;Route&lt;/text&gt;</w:t>
+        <w:br/>
+        <w:t>&lt;line x1="259.2" y1="196.0" x2="270.4" y2="196.0" stroke="#4338ca" stroke-width="2" marker-end="url(#arrowA)"/&gt;</w:t>
+        <w:br/>
+        <w:t>&lt;rect x="385.6" y="166.0" width="104" height="60" rx="10" fill="#ffffff" stroke="#059669" stroke-width="2"/&gt;&lt;text x="437.6" y="200.08" text-anchor="middle" font-size="12" font-weight="600" fill="#0f172a"&gt;Process&lt;/text&gt;</w:t>
+        <w:br/>
+        <w:t>&lt;line x1="374.4" y1="196.0" x2="385.6" y2="196.0" stroke="#4338ca" stroke-width="2" marker-end="url(#arrowA)"/&gt;</w:t>
+        <w:br/>
+        <w:t>&lt;rect x="500.8" y="166.0" width="104" height="60" rx="10" fill="#ffffff" stroke="#d97706" stroke-width="2"/&gt;&lt;text x="552.8" y="200.08" text-anchor="middle" font-size="12" font-weight="600" fill="#0f172a"&gt;Persist&lt;/text&gt;</w:t>
+        <w:br/>
+        <w:t>&lt;line x1="489.6" y1="196.0" x2="500.8" y2="196.0" stroke="#4338ca" stroke-width="2" marker-end="url(#arrowA)"/&gt;</w:t>
+        <w:br/>
+        <w:t>&lt;rect x="616.0" y="166.0" width="104" height="60" rx="10" fill="#ffffff" stroke="#dc2626" stroke-width="2"/&gt;&lt;text x="668.0" y="200.08" text-anchor="middle" font-size="12" font-weight="600" fill="#0f172a"&gt;Respond&lt;/text&gt;</w:t>
+        <w:br/>
+        <w:t>&lt;line x1="604.8" y1="196.0" x2="616.0" y2="196.0" stroke="#4338ca" stroke-width="2" marker-end="url(#arrowA)"/&gt;</w:t>
+        <w:br/>
+        <w:t>&lt;path d="M668.0,226.0 q0,46 -288.0,46 q-288.0,0 -288.0,-46" fill="none" stroke="#cbd5e1" stroke-width="1.6" stroke-dasharray="5 4" marker-end="url(#arrow)"/&gt;</w:t>
+        <w:br/>
+        <w:t>&lt;text x="380.0" y="288.0" text-anchor="middle" font-size="9.5" fill="#94a3b8"&gt;feedback / monitoring loop&lt;/text&gt;</w:t>
         <w:br/>
         <w:t>&lt;/svg&gt;</w:t>
       </w:r>
@@ -7244,45 +7244,41 @@
           <w:rFonts w:ascii="Consolas" w:hAnsi="Consolas"/>
           <w:sz w:val="16"/>
         </w:rPr>
-        <w:t>&lt;svg xmlns="http://www.w3.org/2000/svg" width="760" height="360" viewBox="0 0 760 360" font-family="Inter, Arial, sans-serif"&gt;</w:t>
-        <w:br/>
-        <w:t>&lt;rect width="760" height="360" fill="#f8fafc"/&gt;</w:t>
-        <w:br/>
-        <w:t>&lt;text x="380" y="34" text-anchor="middle" font-size="20" font-weight="700" fill="#0f172a"&gt;Operating Model - Emergent Behaviour and Risk&lt;/text&gt;</w:t>
-        <w:br/>
-        <w:t>&lt;rect x="290" y="162" width="180" height="56" rx="12" fill="#0f172a"/&gt;</w:t>
-        <w:br/>
-        <w:t>&lt;text x="380" y="195" text-anchor="middle" font-size="14" font-weight="700" fill="#ffffff"&gt;Multi-Agent Systems&lt;/text&gt;</w:t>
-        <w:br/>
-        <w:t>&lt;line x1="380" y1="190" x2="380" y2="70" stroke="#94a3b8" stroke-width="2"/&gt;</w:t>
-        <w:br/>
-        <w:t>&lt;rect x="308" y="48" width="144" height="44" rx="10" fill="#ffffff" stroke="#2563eb" stroke-width="2"/&gt;</w:t>
-        <w:br/>
-        <w:t>&lt;text x="380" y="74" text-anchor="middle" font-size="11" fill="#0f172a"&gt;Why Multiple Agents&lt;/text&gt;</w:t>
-        <w:br/>
-        <w:t>&lt;line x1="380" y1="190" x2="617" y2="153" stroke="#94a3b8" stroke-width="2"/&gt;</w:t>
-        <w:br/>
-        <w:t>&lt;rect x="545" y="131" width="144" height="44" rx="10" fill="#ffffff" stroke="#7c3aed" stroke-width="2"/&gt;</w:t>
-        <w:br/>
-        <w:t>&lt;text x="617" y="157" text-anchor="middle" font-size="11" fill="#0f172a"&gt;Agent Roles and Top…&lt;/text&gt;</w:t>
-        <w:br/>
-        <w:t>&lt;line x1="380" y1="190" x2="526" y2="287" stroke="#94a3b8" stroke-width="2"/&gt;</w:t>
-        <w:br/>
-        <w:t>&lt;rect x="454" y="265" width="144" height="44" rx="10" fill="#ffffff" stroke="#0891b2" stroke-width="2"/&gt;</w:t>
-        <w:br/>
-        <w:t>&lt;text x="526" y="291" text-anchor="middle" font-size="11" fill="#0f172a"&gt;Communication Proto…&lt;/text&gt;</w:t>
-        <w:br/>
-        <w:t>&lt;line x1="380" y1="190" x2="234" y2="287" stroke="#94a3b8" stroke-width="2"/&gt;</w:t>
-        <w:br/>
-        <w:t>&lt;rect x="162" y="265" width="144" height="44" rx="10" fill="#ffffff" stroke="#059669" stroke-width="2"/&gt;</w:t>
-        <w:br/>
-        <w:t>&lt;text x="234" y="291" text-anchor="middle" font-size="11" fill="#0f172a"&gt;Orchestration and R…&lt;/text&gt;</w:t>
-        <w:br/>
-        <w:t>&lt;line x1="380" y1="190" x2="143" y2="153" stroke="#94a3b8" stroke-width="2"/&gt;</w:t>
-        <w:br/>
-        <w:t>&lt;rect x="71" y="131" width="144" height="44" rx="10" fill="#ffffff" stroke="#d97706" stroke-width="2"/&gt;</w:t>
-        <w:br/>
-        <w:t>&lt;text x="143" y="157" text-anchor="middle" font-size="11" fill="#0f172a"&gt;Shared Memory and S…&lt;/text&gt;</w:t>
+        <w:t>&lt;svg xmlns="http://www.w3.org/2000/svg" width="760" height="380" viewBox="0 0 760 380" font-family="Inter, Segoe UI, Arial, sans-serif"&gt;</w:t>
+        <w:br/>
+        <w:t>&lt;defs&gt;&lt;marker id="arrow" markerWidth="10" markerHeight="10" refX="8" refY="3" orient="auto" markerUnits="strokeWidth"&gt;&lt;path d="M0,0 L8,3 L0,6 z" fill="#94a3b8"/&gt;&lt;/marker&gt;&lt;marker id="arrowA" markerWidth="10" markerHeight="10" refX="8" refY="3" orient="auto" markerUnits="strokeWidth"&gt;&lt;path d="M0,0 L8,3 L0,6 z" fill="#4338ca"/&gt;&lt;/marker&gt;&lt;/defs&gt;</w:t>
+        <w:br/>
+        <w:t>&lt;rect width="760" height="380" rx="12" fill="#f8fafc"/&gt;</w:t>
+        <w:br/>
+        <w:t>&lt;text x="380" y="30" text-anchor="middle" font-size="17" font-weight="700" fill="#0f172a"&gt;Operating Model - Emergent Behaviour and Risk&lt;/text&gt;</w:t>
+        <w:br/>
+        <w:t>&lt;circle cx="380.0" cy="198.0" r="46" fill="#0f172a"/&gt;</w:t>
+        <w:br/>
+        <w:t>&lt;text x="380.0" y="202.0" text-anchor="middle" font-size="12" font-weight="700" fill="#ffffff"&gt;Multi-Agent S…&lt;/text&gt;</w:t>
+        <w:br/>
+        <w:t>&lt;line x1="380.0" y1="152.0" x2="380.0" y2="92.0" stroke="#94a3b8" stroke-width="2" marker-end="url(#arrow)"/&gt;</w:t>
+        <w:br/>
+        <w:t>&lt;rect x="306.0" y="58.0" width="148" height="44" rx="10" fill="#ffffff" stroke="#4338ca" stroke-width="2"/&gt;&lt;text x="380.0" y="83.74" text-anchor="middle" font-size="11" font-weight="600" fill="#0f172a"&gt;Why Multiple Agents&lt;/text&gt;</w:t>
+        <w:br/>
+        <w:t>&lt;line x1="419.83716857408416" y1="175.0" x2="575.7217412552832" y2="145.0" stroke="#94a3b8" stroke-width="2" marker-end="url(#arrow)"/&gt;</w:t>
+        <w:br/>
+        <w:t>&lt;rect x="522.5063509461097" y="117.0" width="148" height="44" rx="10" fill="#ffffff" stroke="#7c3aed" stroke-width="2"/&gt;&lt;text x="596.5063509461097" y="142.74" text-anchor="middle" font-size="11" font-weight="600" fill="#0f172a"&gt;Agent Roles and Topolog…&lt;/text&gt;</w:t>
+        <w:br/>
+        <w:t>&lt;line x1="419.83716857408416" y1="221.0" x2="575.7217412552832" y2="251.0" stroke="#94a3b8" stroke-width="2" marker-end="url(#arrow)"/&gt;</w:t>
+        <w:br/>
+        <w:t>&lt;rect x="522.5063509461097" y="235.0" width="148" height="44" rx="10" fill="#ffffff" stroke="#0891b2" stroke-width="2"/&gt;&lt;text x="596.5063509461097" y="260.74" text-anchor="middle" font-size="11" font-weight="600" fill="#0f172a"&gt;Communication Protocols&lt;/text&gt;</w:t>
+        <w:br/>
+        <w:t>&lt;line x1="380.0" y1="244.0" x2="380.0" y2="304.0" stroke="#94a3b8" stroke-width="2" marker-end="url(#arrow)"/&gt;</w:t>
+        <w:br/>
+        <w:t>&lt;rect x="306.0" y="294.0" width="148" height="44" rx="10" fill="#ffffff" stroke="#059669" stroke-width="2"/&gt;&lt;text x="380.0" y="319.74" text-anchor="middle" font-size="11" font-weight="600" fill="#0f172a"&gt;Orchestration and Routi…&lt;/text&gt;</w:t>
+        <w:br/>
+        <w:t>&lt;line x1="340.16283142591584" y1="221.0" x2="184.2782587447169" y2="251.00000000000006" stroke="#94a3b8" stroke-width="2" marker-end="url(#arrow)"/&gt;</w:t>
+        <w:br/>
+        <w:t>&lt;rect x="89.49364905389038" y="235.00000000000006" width="148" height="44" rx="10" fill="#ffffff" stroke="#d97706" stroke-width="2"/&gt;&lt;text x="163.49364905389038" y="260.74000000000007" text-anchor="middle" font-size="11" font-weight="600" fill="#0f172a"&gt;Shared Memory and State&lt;/text&gt;</w:t>
+        <w:br/>
+        <w:t>&lt;line x1="340.16283142591584" y1="175.0" x2="184.27825874471688" y2="145.0" stroke="#94a3b8" stroke-width="2" marker-end="url(#arrow)"/&gt;</w:t>
+        <w:br/>
+        <w:t>&lt;rect x="89.49364905389035" y="117.0" width="148" height="44" rx="10" fill="#ffffff" stroke="#dc2626" stroke-width="2"/&gt;&lt;text x="163.49364905389035" y="142.74" text-anchor="middle" font-size="11" font-weight="600" fill="#0f172a"&gt;Debate and Consensus&lt;/text&gt;</w:t>
         <w:br/>
         <w:t>&lt;/svg&gt;</w:t>
       </w:r>
@@ -8082,45 +8078,41 @@
           <w:rFonts w:ascii="Consolas" w:hAnsi="Consolas"/>
           <w:sz w:val="16"/>
         </w:rPr>
-        <w:t>&lt;svg xmlns="http://www.w3.org/2000/svg" width="760" height="360" viewBox="0 0 760 360" font-family="Inter, Arial, sans-serif"&gt;</w:t>
-        <w:br/>
-        <w:t>&lt;rect width="760" height="360" fill="#f8fafc"/&gt;</w:t>
-        <w:br/>
-        <w:t>&lt;text x="380" y="34" text-anchor="middle" font-size="20" font-weight="700" fill="#0f172a"&gt;Operating Model - Evaluating Multi-Agent Systems&lt;/text&gt;</w:t>
-        <w:br/>
-        <w:t>&lt;rect x="290" y="162" width="180" height="56" rx="12" fill="#0f172a"/&gt;</w:t>
-        <w:br/>
-        <w:t>&lt;text x="380" y="195" text-anchor="middle" font-size="14" font-weight="700" fill="#ffffff"&gt;Multi-Agent Systems&lt;/text&gt;</w:t>
-        <w:br/>
-        <w:t>&lt;line x1="380" y1="190" x2="380" y2="70" stroke="#94a3b8" stroke-width="2"/&gt;</w:t>
-        <w:br/>
-        <w:t>&lt;rect x="308" y="48" width="144" height="44" rx="10" fill="#ffffff" stroke="#2563eb" stroke-width="2"/&gt;</w:t>
-        <w:br/>
-        <w:t>&lt;text x="380" y="74" text-anchor="middle" font-size="11" fill="#0f172a"&gt;Why Multiple Agents&lt;/text&gt;</w:t>
-        <w:br/>
-        <w:t>&lt;line x1="380" y1="190" x2="617" y2="153" stroke="#94a3b8" stroke-width="2"/&gt;</w:t>
-        <w:br/>
-        <w:t>&lt;rect x="545" y="131" width="144" height="44" rx="10" fill="#ffffff" stroke="#7c3aed" stroke-width="2"/&gt;</w:t>
-        <w:br/>
-        <w:t>&lt;text x="617" y="157" text-anchor="middle" font-size="11" fill="#0f172a"&gt;Agent Roles and Top…&lt;/text&gt;</w:t>
-        <w:br/>
-        <w:t>&lt;line x1="380" y1="190" x2="526" y2="287" stroke="#94a3b8" stroke-width="2"/&gt;</w:t>
-        <w:br/>
-        <w:t>&lt;rect x="454" y="265" width="144" height="44" rx="10" fill="#ffffff" stroke="#0891b2" stroke-width="2"/&gt;</w:t>
-        <w:br/>
-        <w:t>&lt;text x="526" y="291" text-anchor="middle" font-size="11" fill="#0f172a"&gt;Communication Proto…&lt;/text&gt;</w:t>
-        <w:br/>
-        <w:t>&lt;line x1="380" y1="190" x2="234" y2="287" stroke="#94a3b8" stroke-width="2"/&gt;</w:t>
-        <w:br/>
-        <w:t>&lt;rect x="162" y="265" width="144" height="44" rx="10" fill="#ffffff" stroke="#059669" stroke-width="2"/&gt;</w:t>
-        <w:br/>
-        <w:t>&lt;text x="234" y="291" text-anchor="middle" font-size="11" fill="#0f172a"&gt;Orchestration and R…&lt;/text&gt;</w:t>
-        <w:br/>
-        <w:t>&lt;line x1="380" y1="190" x2="143" y2="153" stroke="#94a3b8" stroke-width="2"/&gt;</w:t>
-        <w:br/>
-        <w:t>&lt;rect x="71" y="131" width="144" height="44" rx="10" fill="#ffffff" stroke="#d97706" stroke-width="2"/&gt;</w:t>
-        <w:br/>
-        <w:t>&lt;text x="143" y="157" text-anchor="middle" font-size="11" fill="#0f172a"&gt;Shared Memory and S…&lt;/text&gt;</w:t>
+        <w:t>&lt;svg xmlns="http://www.w3.org/2000/svg" width="760" height="380" viewBox="0 0 760 380" font-family="Inter, Segoe UI, Arial, sans-serif"&gt;</w:t>
+        <w:br/>
+        <w:t>&lt;defs&gt;&lt;marker id="arrow" markerWidth="10" markerHeight="10" refX="8" refY="3" orient="auto" markerUnits="strokeWidth"&gt;&lt;path d="M0,0 L8,3 L0,6 z" fill="#94a3b8"/&gt;&lt;/marker&gt;&lt;marker id="arrowA" markerWidth="10" markerHeight="10" refX="8" refY="3" orient="auto" markerUnits="strokeWidth"&gt;&lt;path d="M0,0 L8,3 L0,6 z" fill="#4338ca"/&gt;&lt;/marker&gt;&lt;/defs&gt;</w:t>
+        <w:br/>
+        <w:t>&lt;rect width="760" height="380" rx="12" fill="#f8fafc"/&gt;</w:t>
+        <w:br/>
+        <w:t>&lt;text x="380" y="30" text-anchor="middle" font-size="17" font-weight="700" fill="#0f172a"&gt;Operating Model - Evaluating Multi-Agent Systems&lt;/text&gt;</w:t>
+        <w:br/>
+        <w:t>&lt;circle cx="380.0" cy="198.0" r="46" fill="#0f172a"/&gt;</w:t>
+        <w:br/>
+        <w:t>&lt;text x="380.0" y="202.0" text-anchor="middle" font-size="12" font-weight="700" fill="#ffffff"&gt;Multi-Agent S…&lt;/text&gt;</w:t>
+        <w:br/>
+        <w:t>&lt;line x1="380.0" y1="152.0" x2="380.0" y2="92.0" stroke="#94a3b8" stroke-width="2" marker-end="url(#arrow)"/&gt;</w:t>
+        <w:br/>
+        <w:t>&lt;rect x="306.0" y="58.0" width="148" height="44" rx="10" fill="#ffffff" stroke="#4338ca" stroke-width="2"/&gt;&lt;text x="380.0" y="83.74" text-anchor="middle" font-size="11" font-weight="600" fill="#0f172a"&gt;Why Multiple Agents&lt;/text&gt;</w:t>
+        <w:br/>
+        <w:t>&lt;line x1="419.83716857408416" y1="175.0" x2="575.7217412552832" y2="145.0" stroke="#94a3b8" stroke-width="2" marker-end="url(#arrow)"/&gt;</w:t>
+        <w:br/>
+        <w:t>&lt;rect x="522.5063509461097" y="117.0" width="148" height="44" rx="10" fill="#ffffff" stroke="#7c3aed" stroke-width="2"/&gt;&lt;text x="596.5063509461097" y="142.74" text-anchor="middle" font-size="11" font-weight="600" fill="#0f172a"&gt;Agent Roles and Topolog…&lt;/text&gt;</w:t>
+        <w:br/>
+        <w:t>&lt;line x1="419.83716857408416" y1="221.0" x2="575.7217412552832" y2="251.0" stroke="#94a3b8" stroke-width="2" marker-end="url(#arrow)"/&gt;</w:t>
+        <w:br/>
+        <w:t>&lt;rect x="522.5063509461097" y="235.0" width="148" height="44" rx="10" fill="#ffffff" stroke="#0891b2" stroke-width="2"/&gt;&lt;text x="596.5063509461097" y="260.74" text-anchor="middle" font-size="11" font-weight="600" fill="#0f172a"&gt;Communication Protocols&lt;/text&gt;</w:t>
+        <w:br/>
+        <w:t>&lt;line x1="380.0" y1="244.0" x2="380.0" y2="304.0" stroke="#94a3b8" stroke-width="2" marker-end="url(#arrow)"/&gt;</w:t>
+        <w:br/>
+        <w:t>&lt;rect x="306.0" y="294.0" width="148" height="44" rx="10" fill="#ffffff" stroke="#059669" stroke-width="2"/&gt;&lt;text x="380.0" y="319.74" text-anchor="middle" font-size="11" font-weight="600" fill="#0f172a"&gt;Orchestration and Routi…&lt;/text&gt;</w:t>
+        <w:br/>
+        <w:t>&lt;line x1="340.16283142591584" y1="221.0" x2="184.2782587447169" y2="251.00000000000006" stroke="#94a3b8" stroke-width="2" marker-end="url(#arrow)"/&gt;</w:t>
+        <w:br/>
+        <w:t>&lt;rect x="89.49364905389038" y="235.00000000000006" width="148" height="44" rx="10" fill="#ffffff" stroke="#d97706" stroke-width="2"/&gt;&lt;text x="163.49364905389038" y="260.74000000000007" text-anchor="middle" font-size="11" font-weight="600" fill="#0f172a"&gt;Shared Memory and State&lt;/text&gt;</w:t>
+        <w:br/>
+        <w:t>&lt;line x1="340.16283142591584" y1="175.0" x2="184.27825874471688" y2="145.0" stroke="#94a3b8" stroke-width="2" marker-end="url(#arrow)"/&gt;</w:t>
+        <w:br/>
+        <w:t>&lt;rect x="89.49364905389035" y="117.0" width="148" height="44" rx="10" fill="#ffffff" stroke="#dc2626" stroke-width="2"/&gt;&lt;text x="163.49364905389035" y="142.74" text-anchor="middle" font-size="11" font-weight="600" fill="#0f172a"&gt;Debate and Consensus&lt;/text&gt;</w:t>
         <w:br/>
         <w:t>&lt;/svg&gt;</w:t>
       </w:r>
@@ -9787,45 +9779,41 @@
           <w:rFonts w:ascii="Consolas" w:hAnsi="Consolas"/>
           <w:sz w:val="16"/>
         </w:rPr>
-        <w:t>&lt;svg xmlns="http://www.w3.org/2000/svg" width="760" height="360" viewBox="0 0 760 360" font-family="Inter, Arial, sans-serif"&gt;</w:t>
-        <w:br/>
-        <w:t>&lt;rect width="760" height="360" fill="#f8fafc"/&gt;</w:t>
-        <w:br/>
-        <w:t>&lt;text x="380" y="34" text-anchor="middle" font-size="20" font-weight="700" fill="#0f172a"&gt;Capability Map - Frameworks and Patterns&lt;/text&gt;</w:t>
-        <w:br/>
-        <w:t>&lt;rect x="290" y="162" width="180" height="56" rx="12" fill="#0f172a"/&gt;</w:t>
-        <w:br/>
-        <w:t>&lt;text x="380" y="195" text-anchor="middle" font-size="14" font-weight="700" fill="#ffffff"&gt;Multi-Agent Systems&lt;/text&gt;</w:t>
-        <w:br/>
-        <w:t>&lt;line x1="380" y1="190" x2="380" y2="70" stroke="#94a3b8" stroke-width="2"/&gt;</w:t>
-        <w:br/>
-        <w:t>&lt;rect x="308" y="48" width="144" height="44" rx="10" fill="#ffffff" stroke="#2563eb" stroke-width="2"/&gt;</w:t>
-        <w:br/>
-        <w:t>&lt;text x="380" y="74" text-anchor="middle" font-size="11" fill="#0f172a"&gt;Why Multiple Agents&lt;/text&gt;</w:t>
-        <w:br/>
-        <w:t>&lt;line x1="380" y1="190" x2="617" y2="153" stroke="#94a3b8" stroke-width="2"/&gt;</w:t>
-        <w:br/>
-        <w:t>&lt;rect x="545" y="131" width="144" height="44" rx="10" fill="#ffffff" stroke="#7c3aed" stroke-width="2"/&gt;</w:t>
-        <w:br/>
-        <w:t>&lt;text x="617" y="157" text-anchor="middle" font-size="11" fill="#0f172a"&gt;Agent Roles and Top…&lt;/text&gt;</w:t>
-        <w:br/>
-        <w:t>&lt;line x1="380" y1="190" x2="526" y2="287" stroke="#94a3b8" stroke-width="2"/&gt;</w:t>
-        <w:br/>
-        <w:t>&lt;rect x="454" y="265" width="144" height="44" rx="10" fill="#ffffff" stroke="#0891b2" stroke-width="2"/&gt;</w:t>
-        <w:br/>
-        <w:t>&lt;text x="526" y="291" text-anchor="middle" font-size="11" fill="#0f172a"&gt;Communication Proto…&lt;/text&gt;</w:t>
-        <w:br/>
-        <w:t>&lt;line x1="380" y1="190" x2="234" y2="287" stroke="#94a3b8" stroke-width="2"/&gt;</w:t>
-        <w:br/>
-        <w:t>&lt;rect x="162" y="265" width="144" height="44" rx="10" fill="#ffffff" stroke="#059669" stroke-width="2"/&gt;</w:t>
-        <w:br/>
-        <w:t>&lt;text x="234" y="291" text-anchor="middle" font-size="11" fill="#0f172a"&gt;Orchestration and R…&lt;/text&gt;</w:t>
-        <w:br/>
-        <w:t>&lt;line x1="380" y1="190" x2="143" y2="153" stroke="#94a3b8" stroke-width="2"/&gt;</w:t>
-        <w:br/>
-        <w:t>&lt;rect x="71" y="131" width="144" height="44" rx="10" fill="#ffffff" stroke="#d97706" stroke-width="2"/&gt;</w:t>
-        <w:br/>
-        <w:t>&lt;text x="143" y="157" text-anchor="middle" font-size="11" fill="#0f172a"&gt;Shared Memory and S…&lt;/text&gt;</w:t>
+        <w:t>&lt;svg xmlns="http://www.w3.org/2000/svg" width="760" height="380" viewBox="0 0 760 380" font-family="Inter, Segoe UI, Arial, sans-serif"&gt;</w:t>
+        <w:br/>
+        <w:t>&lt;defs&gt;&lt;marker id="arrow" markerWidth="10" markerHeight="10" refX="8" refY="3" orient="auto" markerUnits="strokeWidth"&gt;&lt;path d="M0,0 L8,3 L0,6 z" fill="#94a3b8"/&gt;&lt;/marker&gt;&lt;marker id="arrowA" markerWidth="10" markerHeight="10" refX="8" refY="3" orient="auto" markerUnits="strokeWidth"&gt;&lt;path d="M0,0 L8,3 L0,6 z" fill="#4338ca"/&gt;&lt;/marker&gt;&lt;/defs&gt;</w:t>
+        <w:br/>
+        <w:t>&lt;rect width="760" height="380" rx="12" fill="#f8fafc"/&gt;</w:t>
+        <w:br/>
+        <w:t>&lt;text x="380" y="30" text-anchor="middle" font-size="17" font-weight="700" fill="#0f172a"&gt;Capability Map - Frameworks and Patterns&lt;/text&gt;</w:t>
+        <w:br/>
+        <w:t>&lt;circle cx="380.0" cy="198.0" r="46" fill="#0f172a"/&gt;</w:t>
+        <w:br/>
+        <w:t>&lt;text x="380.0" y="202.0" text-anchor="middle" font-size="12" font-weight="700" fill="#ffffff"&gt;Multi-Agent S…&lt;/text&gt;</w:t>
+        <w:br/>
+        <w:t>&lt;line x1="380.0" y1="152.0" x2="380.0" y2="92.0" stroke="#94a3b8" stroke-width="2" marker-end="url(#arrow)"/&gt;</w:t>
+        <w:br/>
+        <w:t>&lt;rect x="306.0" y="58.0" width="148" height="44" rx="10" fill="#ffffff" stroke="#4338ca" stroke-width="2"/&gt;&lt;text x="380.0" y="83.74" text-anchor="middle" font-size="11" font-weight="600" fill="#0f172a"&gt;Why Multiple Agents&lt;/text&gt;</w:t>
+        <w:br/>
+        <w:t>&lt;line x1="419.83716857408416" y1="175.0" x2="575.7217412552832" y2="145.0" stroke="#94a3b8" stroke-width="2" marker-end="url(#arrow)"/&gt;</w:t>
+        <w:br/>
+        <w:t>&lt;rect x="522.5063509461097" y="117.0" width="148" height="44" rx="10" fill="#ffffff" stroke="#7c3aed" stroke-width="2"/&gt;&lt;text x="596.5063509461097" y="142.74" text-anchor="middle" font-size="11" font-weight="600" fill="#0f172a"&gt;Agent Roles and Topolog…&lt;/text&gt;</w:t>
+        <w:br/>
+        <w:t>&lt;line x1="419.83716857408416" y1="221.0" x2="575.7217412552832" y2="251.0" stroke="#94a3b8" stroke-width="2" marker-end="url(#arrow)"/&gt;</w:t>
+        <w:br/>
+        <w:t>&lt;rect x="522.5063509461097" y="235.0" width="148" height="44" rx="10" fill="#ffffff" stroke="#0891b2" stroke-width="2"/&gt;&lt;text x="596.5063509461097" y="260.74" text-anchor="middle" font-size="11" font-weight="600" fill="#0f172a"&gt;Communication Protocols&lt;/text&gt;</w:t>
+        <w:br/>
+        <w:t>&lt;line x1="380.0" y1="244.0" x2="380.0" y2="304.0" stroke="#94a3b8" stroke-width="2" marker-end="url(#arrow)"/&gt;</w:t>
+        <w:br/>
+        <w:t>&lt;rect x="306.0" y="294.0" width="148" height="44" rx="10" fill="#ffffff" stroke="#059669" stroke-width="2"/&gt;&lt;text x="380.0" y="319.74" text-anchor="middle" font-size="11" font-weight="600" fill="#0f172a"&gt;Orchestration and Routi…&lt;/text&gt;</w:t>
+        <w:br/>
+        <w:t>&lt;line x1="340.16283142591584" y1="221.0" x2="184.2782587447169" y2="251.00000000000006" stroke="#94a3b8" stroke-width="2" marker-end="url(#arrow)"/&gt;</w:t>
+        <w:br/>
+        <w:t>&lt;rect x="89.49364905389038" y="235.00000000000006" width="148" height="44" rx="10" fill="#ffffff" stroke="#d97706" stroke-width="2"/&gt;&lt;text x="163.49364905389038" y="260.74000000000007" text-anchor="middle" font-size="11" font-weight="600" fill="#0f172a"&gt;Shared Memory and State&lt;/text&gt;</w:t>
+        <w:br/>
+        <w:t>&lt;line x1="340.16283142591584" y1="175.0" x2="184.27825874471688" y2="145.0" stroke="#94a3b8" stroke-width="2" marker-end="url(#arrow)"/&gt;</w:t>
+        <w:br/>
+        <w:t>&lt;rect x="89.49364905389035" y="117.0" width="148" height="44" rx="10" fill="#ffffff" stroke="#dc2626" stroke-width="2"/&gt;&lt;text x="163.49364905389035" y="142.74" text-anchor="middle" font-size="11" font-weight="600" fill="#0f172a"&gt;Debate and Consensus&lt;/text&gt;</w:t>
         <w:br/>
         <w:t>&lt;/svg&gt;</w:t>
       </w:r>
@@ -14043,45 +14031,39 @@
           <w:rFonts w:ascii="Consolas" w:hAnsi="Consolas"/>
           <w:sz w:val="16"/>
         </w:rPr>
-        <w:t>&lt;svg xmlns="http://www.w3.org/2000/svg" width="760" height="360" viewBox="0 0 760 360" font-family="Inter, Arial, sans-serif"&gt;</w:t>
-        <w:br/>
-        <w:t>&lt;rect width="760" height="360" fill="#f8fafc"/&gt;</w:t>
-        <w:br/>
-        <w:t>&lt;text x="380" y="34" text-anchor="middle" font-size="20" font-weight="700" fill="#0f172a"&gt;Data Lineage - Case Study: Software at Scale&lt;/text&gt;</w:t>
-        <w:br/>
-        <w:t>&lt;rect x="290" y="162" width="180" height="56" rx="12" fill="#0f172a"/&gt;</w:t>
-        <w:br/>
-        <w:t>&lt;text x="380" y="195" text-anchor="middle" font-size="14" font-weight="700" fill="#ffffff"&gt;Multi-Agent Systems&lt;/text&gt;</w:t>
-        <w:br/>
-        <w:t>&lt;line x1="380" y1="190" x2="380" y2="70" stroke="#94a3b8" stroke-width="2"/&gt;</w:t>
-        <w:br/>
-        <w:t>&lt;rect x="308" y="48" width="144" height="44" rx="10" fill="#ffffff" stroke="#2563eb" stroke-width="2"/&gt;</w:t>
-        <w:br/>
-        <w:t>&lt;text x="380" y="74" text-anchor="middle" font-size="11" fill="#0f172a"&gt;Why Multiple Agents&lt;/text&gt;</w:t>
-        <w:br/>
-        <w:t>&lt;line x1="380" y1="190" x2="617" y2="153" stroke="#94a3b8" stroke-width="2"/&gt;</w:t>
-        <w:br/>
-        <w:t>&lt;rect x="545" y="131" width="144" height="44" rx="10" fill="#ffffff" stroke="#7c3aed" stroke-width="2"/&gt;</w:t>
-        <w:br/>
-        <w:t>&lt;text x="617" y="157" text-anchor="middle" font-size="11" fill="#0f172a"&gt;Agent Roles and Top…&lt;/text&gt;</w:t>
-        <w:br/>
-        <w:t>&lt;line x1="380" y1="190" x2="526" y2="287" stroke="#94a3b8" stroke-width="2"/&gt;</w:t>
-        <w:br/>
-        <w:t>&lt;rect x="454" y="265" width="144" height="44" rx="10" fill="#ffffff" stroke="#0891b2" stroke-width="2"/&gt;</w:t>
-        <w:br/>
-        <w:t>&lt;text x="526" y="291" text-anchor="middle" font-size="11" fill="#0f172a"&gt;Communication Proto…&lt;/text&gt;</w:t>
-        <w:br/>
-        <w:t>&lt;line x1="380" y1="190" x2="234" y2="287" stroke="#94a3b8" stroke-width="2"/&gt;</w:t>
-        <w:br/>
-        <w:t>&lt;rect x="162" y="265" width="144" height="44" rx="10" fill="#ffffff" stroke="#059669" stroke-width="2"/&gt;</w:t>
-        <w:br/>
-        <w:t>&lt;text x="234" y="291" text-anchor="middle" font-size="11" fill="#0f172a"&gt;Orchestration and R…&lt;/text&gt;</w:t>
-        <w:br/>
-        <w:t>&lt;line x1="380" y1="190" x2="143" y2="153" stroke="#94a3b8" stroke-width="2"/&gt;</w:t>
-        <w:br/>
-        <w:t>&lt;rect x="71" y="131" width="144" height="44" rx="10" fill="#ffffff" stroke="#d97706" stroke-width="2"/&gt;</w:t>
-        <w:br/>
-        <w:t>&lt;text x="143" y="157" text-anchor="middle" font-size="11" fill="#0f172a"&gt;Shared Memory and S…&lt;/text&gt;</w:t>
+        <w:t>&lt;svg xmlns="http://www.w3.org/2000/svg" width="760" height="380" viewBox="0 0 760 380" font-family="Inter, Segoe UI, Arial, sans-serif"&gt;</w:t>
+        <w:br/>
+        <w:t>&lt;defs&gt;&lt;marker id="arrow" markerWidth="10" markerHeight="10" refX="8" refY="3" orient="auto" markerUnits="strokeWidth"&gt;&lt;path d="M0,0 L8,3 L0,6 z" fill="#94a3b8"/&gt;&lt;/marker&gt;&lt;marker id="arrowA" markerWidth="10" markerHeight="10" refX="8" refY="3" orient="auto" markerUnits="strokeWidth"&gt;&lt;path d="M0,0 L8,3 L0,6 z" fill="#4338ca"/&gt;&lt;/marker&gt;&lt;/defs&gt;</w:t>
+        <w:br/>
+        <w:t>&lt;rect width="760" height="380" rx="12" fill="#f8fafc"/&gt;</w:t>
+        <w:br/>
+        <w:t>&lt;text x="380" y="30" text-anchor="middle" font-size="17" font-weight="700" fill="#0f172a"&gt;Data Lineage - Case Study: Software at Scale&lt;/text&gt;</w:t>
+        <w:br/>
+        <w:t>&lt;rect x="40.0" y="166.0" width="104" height="60" rx="10" fill="#ffffff" stroke="#4338ca" stroke-width="2"/&gt;&lt;text x="92.0" y="200.08" text-anchor="middle" font-size="12" font-weight="600" fill="#0f172a"&gt;Source&lt;/text&gt;</w:t>
+        <w:br/>
+        <w:t>&lt;rect x="155.2" y="166.0" width="104" height="60" rx="10" fill="#ffffff" stroke="#7c3aed" stroke-width="2"/&gt;&lt;text x="207.2" y="200.08" text-anchor="middle" font-size="12" font-weight="600" fill="#0f172a"&gt;Raw&lt;/text&gt;</w:t>
+        <w:br/>
+        <w:t>&lt;line x1="144.0" y1="196.0" x2="155.2" y2="196.0" stroke="#4338ca" stroke-width="2" marker-end="url(#arrowA)"/&gt;</w:t>
+        <w:br/>
+        <w:t>&lt;rect x="270.4" y="166.0" width="104" height="60" rx="10" fill="#ffffff" stroke="#0891b2" stroke-width="2"/&gt;&lt;text x="322.4" y="200.08" text-anchor="middle" font-size="12" font-weight="600" fill="#0f172a"&gt;Curated&lt;/text&gt;</w:t>
+        <w:br/>
+        <w:t>&lt;line x1="259.2" y1="196.0" x2="270.4" y2="196.0" stroke="#4338ca" stroke-width="2" marker-end="url(#arrowA)"/&gt;</w:t>
+        <w:br/>
+        <w:t>&lt;rect x="385.6" y="166.0" width="104" height="60" rx="10" fill="#ffffff" stroke="#059669" stroke-width="2"/&gt;&lt;text x="437.6" y="200.08" text-anchor="middle" font-size="12" font-weight="600" fill="#0f172a"&gt;Feature&lt;/text&gt;</w:t>
+        <w:br/>
+        <w:t>&lt;line x1="374.4" y1="196.0" x2="385.6" y2="196.0" stroke="#4338ca" stroke-width="2" marker-end="url(#arrowA)"/&gt;</w:t>
+        <w:br/>
+        <w:t>&lt;rect x="500.8" y="166.0" width="104" height="60" rx="10" fill="#ffffff" stroke="#d97706" stroke-width="2"/&gt;&lt;text x="552.8" y="200.08" text-anchor="middle" font-size="12" font-weight="600" fill="#0f172a"&gt;Model&lt;/text&gt;</w:t>
+        <w:br/>
+        <w:t>&lt;line x1="489.6" y1="196.0" x2="500.8" y2="196.0" stroke="#4338ca" stroke-width="2" marker-end="url(#arrowA)"/&gt;</w:t>
+        <w:br/>
+        <w:t>&lt;rect x="616.0" y="166.0" width="104" height="60" rx="10" fill="#ffffff" stroke="#dc2626" stroke-width="2"/&gt;&lt;text x="668.0" y="200.08" text-anchor="middle" font-size="12" font-weight="600" fill="#0f172a"&gt;Serving&lt;/text&gt;</w:t>
+        <w:br/>
+        <w:t>&lt;line x1="604.8" y1="196.0" x2="616.0" y2="196.0" stroke="#4338ca" stroke-width="2" marker-end="url(#arrowA)"/&gt;</w:t>
+        <w:br/>
+        <w:t>&lt;path d="M668.0,226.0 q0,46 -288.0,46 q-288.0,0 -288.0,-46" fill="none" stroke="#cbd5e1" stroke-width="1.6" stroke-dasharray="5 4" marker-end="url(#arrow)"/&gt;</w:t>
+        <w:br/>
+        <w:t>&lt;text x="380.0" y="288.0" text-anchor="middle" font-size="9.5" fill="#94a3b8"&gt;feedback / monitoring loop&lt;/text&gt;</w:t>
         <w:br/>
         <w:t>&lt;/svg&gt;</w:t>
       </w:r>

--- a/content/multi-agent-systems/multi-agent-systems-foundations/multi-agent-systems-foundations.docx
+++ b/content/multi-agent-systems/multi-agent-systems-foundations/multi-agent-systems-foundations.docx
@@ -475,7 +475,7 @@
           <w:rFonts w:ascii="Consolas" w:hAnsi="Consolas"/>
           <w:sz w:val="16"/>
         </w:rPr>
-        <w:t>&lt;svg xmlns="http://www.w3.org/2000/svg" width="840" height="460" data-tpl="layered" data-pal="7-4" viewBox="0 0 840 460" font-family="Inter, Segoe UI, Arial, sans-serif"&gt;&lt;defs&gt;&lt;marker id="ar" markerWidth="9" markerHeight="9" refX="7" refY="3" orient="auto"&gt;&lt;path d="M0,0 L7,3 L0,6 z" fill="#94a3b8"/&gt;&lt;/marker&gt;&lt;marker id="arw" markerWidth="9" markerHeight="9" refX="7" refY="3" orient="auto"&gt;&lt;path d="M0,0 L7,3 L0,6 z" fill="#ffffff"/&gt;&lt;/marker&gt;&lt;filter id="sh" x="-20%" y="-20%" width="140%" height="140%"&gt;&lt;feDropShadow dx="0" dy="2" stdDeviation="3" flood-color="#0f172a" flood-opacity="0.16"/&gt;&lt;/filter&gt;&lt;/defs&gt;&lt;defs&gt;&lt;linearGradient id="bnbf74ec6" x1="0" y1="0" x2="1" y2="0"&gt;&lt;stop offset="0" stop-color="#c026d3"/&gt;&lt;stop offset="1" stop-color="#d946ef"/&gt;&lt;/linearGradient&gt;&lt;/defs&gt;&lt;rect width="840" height="460" rx="14" fill="#ffffff"/&gt;&lt;rect x="0" y="0" width="840" height="48" rx="14" fill="url(#bnbf74ec6)"/&gt;&lt;rect x="0" y="32" width="840" height="16" fill="url(#bnbf74ec6)"/&gt;&lt;text x="420" y="25" text-anchor="middle" font-size="15" font-weight="700" fill="#ffffff" dominant-baseline="middle"&gt;Architecture - Why Multiple Agents&lt;/text&gt;&lt;rect x="28" y="64" width="784" height="104" rx="14" fill="#f8fafc" stroke="#e2e8f0" stroke-width="1"/&gt;&lt;text x="42" y="80" text-anchor="start" font-size="11" font-weight="700" fill="#64748b" dominant-baseline="middle"&gt;Experience&lt;/text&gt;&lt;rect x="42" y="96" width="371" height="52" rx="11" fill="#c026d3" filter="url(#sh)"/&gt;&lt;text x="228" y="122" text-anchor="middle" font-size="11" font-weight="600" fill="#ffffff" dominant-baseline="middle"&gt;Communication Protocols&lt;/text&gt;&lt;rect x="427" y="96" width="371" height="52" rx="11" fill="#d946ef" filter="url(#sh)"/&gt;&lt;text x="612" y="122" text-anchor="middle" font-size="11" font-weight="600" fill="#ffffff" dominant-baseline="middle"&gt;Orchestration and Routing&lt;/text&gt;&lt;rect x="28" y="186" width="784" height="104" rx="14" fill="#f8fafc" stroke="#e2e8f0" stroke-width="1"/&gt;&lt;text x="42" y="202" text-anchor="start" font-size="11" font-weight="700" fill="#64748b" dominant-baseline="middle"&gt;Platform&lt;/text&gt;&lt;rect x="42" y="218" width="178" height="52" rx="11" fill="#d946ef" filter="url(#sh)"/&gt;&lt;text x="131" y="244" text-anchor="middle" font-size="11" font-weight="600" fill="#ffffff" dominant-baseline="middle"&gt;Communication Protocols&lt;/text&gt;&lt;rect x="234" y="218" width="178" height="52" rx="11" fill="#6b21a8" filter="url(#sh)"/&gt;&lt;text x="324" y="244" text-anchor="middle" font-size="11" font-weight="600" fill="#ffffff" dominant-baseline="middle"&gt;Orchestration and Routing&lt;/text&gt;&lt;rect x="427" y="218" width="178" height="52" rx="11" fill="#7e22ce" filter="url(#sh)"/&gt;&lt;text x="516" y="244" text-anchor="middle" font-size="11" font-weight="600" fill="#ffffff" dominant-baseline="middle"&gt;Shared Memory and State&lt;/text&gt;&lt;rect x="620" y="218" width="178" height="52" rx="11" fill="#9333ea" filter="url(#sh)"/&gt;&lt;text x="709" y="244" text-anchor="middle" font-size="11" font-weight="600" fill="#ffffff" dominant-baseline="middle"&gt;Debate and Consensus&lt;/text&gt;&lt;rect x="28" y="308" width="784" height="104" rx="14" fill="#f8fafc" stroke="#e2e8f0" stroke-width="1"/&gt;&lt;text x="42" y="324" text-anchor="start" font-size="11" font-weight="700" fill="#64748b" dominant-baseline="middle"&gt;Data &amp;amp; Operations&lt;/text&gt;&lt;rect x="42" y="340" width="178" height="52" rx="11" fill="#6b21a8" filter="url(#sh)"/&gt;&lt;text x="131" y="366" text-anchor="middle" font-size="11" font-weight="600" fill="#ffffff" dominant-baseline="middle"&gt;Store&lt;/text&gt;&lt;rect x="234" y="340" width="178" height="52" rx="11" fill="#7e22ce" filter="url(#sh)"/&gt;&lt;text x="324" y="366" text-anchor="middle" font-size="11" font-weight="600" fill="#ffffff" dominant-baseline="middle"&gt;Index&lt;/text&gt;&lt;rect x="427" y="340" width="178" height="52" rx="11" fill="#9333ea" filter="url(#sh)"/&gt;&lt;text x="516" y="366" text-anchor="middle" font-size="11" font-weight="600" fill="#ffffff" dominant-baseline="middle"&gt;Observability&lt;/text&gt;&lt;rect x="620" y="340" width="178" height="52" rx="11" fill="#a21caf" filter="url(#sh)"/&gt;&lt;text x="709" y="366" text-anchor="middle" font-size="11" font-weight="600" fill="#ffffff" dominant-baseline="middle"&gt;Security&lt;/text&gt;&lt;text x="28" y="446" text-anchor="start" font-size="9.5" font-weight="500" fill="#64748b" dominant-baseline="middle"&gt;Multi-Agent Systems  •  Architecture&lt;/text&gt;&lt;/svg&gt;</w:t>
+        <w:t>&lt;svg xmlns="http://www.w3.org/2000/svg" width="840" height="460" data-tpl="layered" data-pal="7-4" viewBox="0 0 840 460" font-family="Inter, Segoe UI, Arial, sans-serif"&gt;&lt;defs&gt;&lt;marker id="ar" markerWidth="9" markerHeight="9" refX="7" refY="3" orient="auto"&gt;&lt;path d="M0,0 L7,3 L0,6 z" fill="#94a3b8"/&gt;&lt;/marker&gt;&lt;marker id="arw" markerWidth="9" markerHeight="9" refX="7" refY="3" orient="auto"&gt;&lt;path d="M0,0 L7,3 L0,6 z" fill="#ffffff"/&gt;&lt;/marker&gt;&lt;filter id="sh" x="-20%" y="-20%" width="140%" height="140%"&gt;&lt;feDropShadow dx="0" dy="2" stdDeviation="3" flood-color="#0f172a" flood-opacity="0.16"/&gt;&lt;/filter&gt;&lt;/defs&gt;&lt;defs&gt;&lt;linearGradient id="bnbf74ec6" x1="0" y1="0" x2="1" y2="0"&gt;&lt;stop offset="0" stop-color="#c026d3"/&gt;&lt;stop offset="1" stop-color="#d946ef"/&gt;&lt;/linearGradient&gt;&lt;/defs&gt;&lt;rect width="840" height="460" rx="14" fill="#ffffff"/&gt;&lt;rect x="0" y="0" width="840" height="48" rx="14" fill="url(#bnbf74ec6)"/&gt;&lt;rect x="0" y="32" width="840" height="16" fill="url(#bnbf74ec6)"/&gt;&lt;text x="420" y="25" text-anchor="middle" font-size="14.5" font-weight="700" fill="#ffffff" dominant-baseline="middle"&gt;Architecture - Why Multiple Agents&lt;/text&gt;&lt;rect x="28" y="64" width="784" height="104" rx="14" fill="#f8fafc" stroke="#e2e8f0" stroke-width="1"/&gt;&lt;text x="42" y="80" text-anchor="start" font-size="11" font-weight="700" fill="#64748b" dominant-baseline="middle"&gt;Experience&lt;/text&gt;&lt;rect x="42" y="96" width="371" height="52" rx="11" fill="#c026d3" filter="url(#sh)"/&gt;&lt;text x="228" y="122" text-anchor="middle" font-size="11" font-weight="600" fill="#ffffff" dominant-baseline="middle"&gt;Communication Protocols&lt;/text&gt;&lt;rect x="427" y="96" width="371" height="52" rx="11" fill="#d946ef" filter="url(#sh)"/&gt;&lt;text x="612" y="122" text-anchor="middle" font-size="11" font-weight="600" fill="#ffffff" dominant-baseline="middle"&gt;Orchestration and Routing&lt;/text&gt;&lt;rect x="28" y="186" width="784" height="104" rx="14" fill="#f8fafc" stroke="#e2e8f0" stroke-width="1"/&gt;&lt;text x="42" y="202" text-anchor="start" font-size="11" font-weight="700" fill="#64748b" dominant-baseline="middle"&gt;Platform&lt;/text&gt;&lt;rect x="42" y="218" width="178" height="52" rx="11" fill="#d946ef" filter="url(#sh)"/&gt;&lt;text x="131" y="244" text-anchor="middle" font-size="11" font-weight="600" fill="#ffffff" dominant-baseline="middle"&gt;Communication Protocols&lt;/text&gt;&lt;rect x="234" y="218" width="178" height="52" rx="11" fill="#6b21a8" filter="url(#sh)"/&gt;&lt;text x="324" y="244" text-anchor="middle" font-size="11" font-weight="600" fill="#ffffff" dominant-baseline="middle"&gt;Orchestration and Routing&lt;/text&gt;&lt;rect x="427" y="218" width="178" height="52" rx="11" fill="#7e22ce" filter="url(#sh)"/&gt;&lt;text x="516" y="244" text-anchor="middle" font-size="11" font-weight="600" fill="#ffffff" dominant-baseline="middle"&gt;Shared Memory and State&lt;/text&gt;&lt;rect x="620" y="218" width="178" height="52" rx="11" fill="#9333ea" filter="url(#sh)"/&gt;&lt;text x="709" y="244" text-anchor="middle" font-size="11" font-weight="600" fill="#ffffff" dominant-baseline="middle"&gt;Debate and Consensus&lt;/text&gt;&lt;rect x="28" y="308" width="784" height="104" rx="14" fill="#f8fafc" stroke="#e2e8f0" stroke-width="1"/&gt;&lt;text x="42" y="324" text-anchor="start" font-size="11" font-weight="700" fill="#64748b" dominant-baseline="middle"&gt;Data &amp;amp; Operations&lt;/text&gt;&lt;rect x="42" y="340" width="178" height="52" rx="11" fill="#6b21a8" filter="url(#sh)"/&gt;&lt;text x="131" y="366" text-anchor="middle" font-size="11" font-weight="600" fill="#ffffff" dominant-baseline="middle"&gt;Store&lt;/text&gt;&lt;rect x="234" y="340" width="178" height="52" rx="11" fill="#7e22ce" filter="url(#sh)"/&gt;&lt;text x="324" y="366" text-anchor="middle" font-size="11" font-weight="600" fill="#ffffff" dominant-baseline="middle"&gt;Index&lt;/text&gt;&lt;rect x="427" y="340" width="178" height="52" rx="11" fill="#9333ea" filter="url(#sh)"/&gt;&lt;text x="516" y="366" text-anchor="middle" font-size="11" font-weight="600" fill="#ffffff" dominant-baseline="middle"&gt;Observability&lt;/text&gt;&lt;rect x="620" y="340" width="178" height="52" rx="11" fill="#a21caf" filter="url(#sh)"/&gt;&lt;text x="709" y="366" text-anchor="middle" font-size="11" font-weight="600" fill="#ffffff" dominant-baseline="middle"&gt;Security&lt;/text&gt;&lt;text x="28" y="446" text-anchor="start" font-size="9.5" font-weight="500" fill="#64748b" dominant-baseline="middle"&gt;Multi-Agent Systems  •  Architecture&lt;/text&gt;&lt;/svg&gt;</w:t>
       </w:r>
     </w:p>
     <w:p>
@@ -5650,7 +5650,7 @@
           <w:rFonts w:ascii="Consolas" w:hAnsi="Consolas"/>
           <w:sz w:val="16"/>
         </w:rPr>
-        <w:t>&lt;svg xmlns="http://www.w3.org/2000/svg" width="840" height="460" data-tpl="cycle" data-pal="5-4" viewBox="0 0 840 460" font-family="Inter, Segoe UI, Arial, sans-serif"&gt;&lt;defs&gt;&lt;marker id="ar" markerWidth="9" markerHeight="9" refX="7" refY="3" orient="auto"&gt;&lt;path d="M0,0 L7,3 L0,6 z" fill="#94a3b8"/&gt;&lt;/marker&gt;&lt;marker id="arw" markerWidth="9" markerHeight="9" refX="7" refY="3" orient="auto"&gt;&lt;path d="M0,0 L7,3 L0,6 z" fill="#ffffff"/&gt;&lt;/marker&gt;&lt;filter id="sh" x="-20%" y="-20%" width="140%" height="140%"&gt;&lt;feDropShadow dx="0" dy="2" stdDeviation="3" flood-color="#0f172a" flood-opacity="0.16"/&gt;&lt;/filter&gt;&lt;/defs&gt;&lt;defs&gt;&lt;linearGradient id="bnc2632e9" x1="0" y1="0" x2="1" y2="0"&gt;&lt;stop offset="0" stop-color="#60a5fa"/&gt;&lt;stop offset="1" stop-color="#1e40af"/&gt;&lt;/linearGradient&gt;&lt;/defs&gt;&lt;rect width="840" height="460" rx="14" fill="#ffffff"/&gt;&lt;rect x="0" y="0" width="840" height="48" rx="14" fill="url(#bnc2632e9)"/&gt;&lt;rect x="0" y="32" width="840" height="16" fill="url(#bnc2632e9)"/&gt;&lt;text x="420" y="25" text-anchor="middle" font-size="15" font-weight="700" fill="#ffffff" dominant-baseline="middle"&gt;CI/CD Pipeline - Conflict Resolution&lt;/text&gt;&lt;rect x="348" y="86" width="144" height="44" rx="11" fill="#60a5fa" filter="url(#sh)"/&gt;&lt;text x="420" y="108" text-anchor="middle" font-size="11" font-weight="600" fill="#ffffff" dominant-baseline="middle"&gt;Cost Control at Team S…&lt;/text&gt;&lt;rect x="472" y="176" width="144" height="44" rx="11" fill="#1e40af" filter="url(#sh)"/&gt;&lt;text x="544" y="198" text-anchor="middle" font-size="11" font-weight="600" fill="#ffffff" dominant-baseline="middle"&gt;Frameworks and Patterns&lt;/text&gt;&lt;rect x="424" y="321" width="144" height="44" rx="11" fill="#1e3a8a" filter="url(#sh)"/&gt;&lt;text x="496" y="343" text-anchor="middle" font-size="11" font-weight="600" fill="#ffffff" dominant-baseline="middle"&gt;Observability Across A…&lt;/text&gt;&lt;rect x="272" y="321" width="144" height="44" rx="11" fill="#1d4ed8" filter="url(#sh)"/&gt;&lt;text x="344" y="343" text-anchor="middle" font-size="11" font-weight="600" fill="#ffffff" dominant-baseline="middle"&gt;The Multi-Agent Refere…&lt;/text&gt;&lt;rect x="224" y="176" width="144" height="44" rx="11" fill="#2563eb" filter="url(#sh)"/&gt;&lt;text x="296" y="198" text-anchor="middle" font-size="11" font-weight="600" fill="#ffffff" dominant-baseline="middle"&gt;Why Multiple Agents&lt;/text&gt;&lt;path d="M461,147 A100,100 0 0 1 494,171" fill="none" stroke="#cbd5e1" stroke-width="2" marker-end="url(#ar)"/&gt;&lt;path d="M519,249 A100,100 0 0 1 507,288" fill="none" stroke="#cbd5e1" stroke-width="2" marker-end="url(#ar)"/&gt;&lt;path d="M441,336 A100,100 0 0 1 399,336" fill="none" stroke="#cbd5e1" stroke-width="2" marker-end="url(#ar)"/&gt;&lt;path d="M333,288 A100,100 0 0 1 321,249" fill="none" stroke="#cbd5e1" stroke-width="2" marker-end="url(#ar)"/&gt;&lt;path d="M346,171 A100,100 0 0 1 379,147" fill="none" stroke="#cbd5e1" stroke-width="2" marker-end="url(#ar)"/&gt;&lt;text x="420" y="238" text-anchor="middle" font-size="12" font-weight="600" fill="#64748b" dominant-baseline="middle"&gt;continuous&lt;/text&gt;&lt;text x="28" y="446" text-anchor="start" font-size="9.5" font-weight="500" fill="#64748b" dominant-baseline="middle"&gt;Multi-Agent Systems  •  CI/CD Pipeline&lt;/text&gt;&lt;/svg&gt;</w:t>
+        <w:t>&lt;svg xmlns="http://www.w3.org/2000/svg" width="840" height="460" data-tpl="cycle" data-pal="5-4" viewBox="0 0 840 460" font-family="Inter, Segoe UI, Arial, sans-serif"&gt;&lt;defs&gt;&lt;marker id="ar" markerWidth="9" markerHeight="9" refX="7" refY="3" orient="auto"&gt;&lt;path d="M0,0 L7,3 L0,6 z" fill="#94a3b8"/&gt;&lt;/marker&gt;&lt;marker id="arw" markerWidth="9" markerHeight="9" refX="7" refY="3" orient="auto"&gt;&lt;path d="M0,0 L7,3 L0,6 z" fill="#ffffff"/&gt;&lt;/marker&gt;&lt;filter id="sh" x="-20%" y="-20%" width="140%" height="140%"&gt;&lt;feDropShadow dx="0" dy="2" stdDeviation="3" flood-color="#0f172a" flood-opacity="0.16"/&gt;&lt;/filter&gt;&lt;/defs&gt;&lt;defs&gt;&lt;linearGradient id="bnc2632e9" x1="0" y1="0" x2="1" y2="0"&gt;&lt;stop offset="0" stop-color="#60a5fa"/&gt;&lt;stop offset="1" stop-color="#1e40af"/&gt;&lt;/linearGradient&gt;&lt;/defs&gt;&lt;rect width="840" height="460" rx="14" fill="#ffffff"/&gt;&lt;rect x="0" y="0" width="840" height="48" rx="14" fill="url(#bnc2632e9)"/&gt;&lt;rect x="0" y="32" width="840" height="16" fill="url(#bnc2632e9)"/&gt;&lt;text x="420" y="25" text-anchor="middle" font-size="14.5" font-weight="700" fill="#ffffff" dominant-baseline="middle"&gt;CI/CD Pipeline - Conflict Resolution&lt;/text&gt;&lt;rect x="348" y="86" width="144" height="44" rx="11" fill="#60a5fa" filter="url(#sh)"/&gt;&lt;text x="420" y="108" text-anchor="middle" font-size="9.5" font-weight="600" fill="#ffffff" dominant-baseline="middle"&gt;Cost Control at Team Scale&lt;/text&gt;&lt;rect x="472" y="176" width="144" height="44" rx="11" fill="#1e40af" filter="url(#sh)"/&gt;&lt;text x="544" y="198" text-anchor="middle" font-size="9.5" font-weight="600" fill="#ffffff" dominant-baseline="middle"&gt;Frameworks and Patterns&lt;/text&gt;&lt;rect x="424" y="321" width="144" height="44" rx="11" fill="#1e3a8a" filter="url(#sh)"/&gt;&lt;text x="496" y="338" text-anchor="middle" font-size="9.5" font-weight="600" fill="#ffffff" dominant-baseline="middle"&gt;Observability Across&lt;/text&gt;&lt;text x="496" y="349" text-anchor="middle" font-size="9.5" font-weight="600" fill="#ffffff" dominant-baseline="middle"&gt;Agents&lt;/text&gt;&lt;rect x="272" y="321" width="144" height="44" rx="11" fill="#1d4ed8" filter="url(#sh)"/&gt;&lt;text x="344" y="338" text-anchor="middle" font-size="9.5" font-weight="600" fill="#ffffff" dominant-baseline="middle"&gt;The Multi-Agent Reference&lt;/text&gt;&lt;text x="344" y="349" text-anchor="middle" font-size="9.5" font-weight="600" fill="#ffffff" dominant-baseline="middle"&gt;Architecture&lt;/text&gt;&lt;rect x="224" y="176" width="144" height="44" rx="11" fill="#2563eb" filter="url(#sh)"/&gt;&lt;text x="296" y="198" text-anchor="middle" font-size="11" font-weight="600" fill="#ffffff" dominant-baseline="middle"&gt;Why Multiple Agents&lt;/text&gt;&lt;path d="M461,147 A100,100 0 0 1 494,171" fill="none" stroke="#cbd5e1" stroke-width="2" marker-end="url(#ar)"/&gt;&lt;path d="M519,249 A100,100 0 0 1 507,288" fill="none" stroke="#cbd5e1" stroke-width="2" marker-end="url(#ar)"/&gt;&lt;path d="M441,336 A100,100 0 0 1 399,336" fill="none" stroke="#cbd5e1" stroke-width="2" marker-end="url(#ar)"/&gt;&lt;path d="M333,288 A100,100 0 0 1 321,249" fill="none" stroke="#cbd5e1" stroke-width="2" marker-end="url(#ar)"/&gt;&lt;path d="M346,171 A100,100 0 0 1 379,147" fill="none" stroke="#cbd5e1" stroke-width="2" marker-end="url(#ar)"/&gt;&lt;text x="420" y="238" text-anchor="middle" font-size="12" font-weight="600" fill="#64748b" dominant-baseline="middle"&gt;continuous&lt;/text&gt;&lt;text x="28" y="446" text-anchor="start" font-size="9.5" font-weight="500" fill="#64748b" dominant-baseline="middle"&gt;Multi-Agent Systems  •  CI/CD Pipeline&lt;/text&gt;&lt;/svg&gt;</w:t>
       </w:r>
     </w:p>
     <w:p>
@@ -7274,7 +7274,7 @@
           <w:rFonts w:ascii="Consolas" w:hAnsi="Consolas"/>
           <w:sz w:val="16"/>
         </w:rPr>
-        <w:t>&lt;svg xmlns="http://www.w3.org/2000/svg" width="840" height="460" data-tpl="honeycomb" data-pal="1-3" viewBox="0 0 840 460" font-family="Inter, Segoe UI, Arial, sans-serif"&gt;&lt;defs&gt;&lt;marker id="ar" markerWidth="9" markerHeight="9" refX="7" refY="3" orient="auto"&gt;&lt;path d="M0,0 L7,3 L0,6 z" fill="#94a3b8"/&gt;&lt;/marker&gt;&lt;marker id="arw" markerWidth="9" markerHeight="9" refX="7" refY="3" orient="auto"&gt;&lt;path d="M0,0 L7,3 L0,6 z" fill="#ffffff"/&gt;&lt;/marker&gt;&lt;filter id="sh" x="-20%" y="-20%" width="140%" height="140%"&gt;&lt;feDropShadow dx="0" dy="2" stdDeviation="3" flood-color="#0f172a" flood-opacity="0.16"/&gt;&lt;/filter&gt;&lt;/defs&gt;&lt;defs&gt;&lt;linearGradient id="bnc6e023e" x1="0" y1="0" x2="1" y2="0"&gt;&lt;stop offset="0" stop-color="#38bdf8"/&gt;&lt;stop offset="1" stop-color="#0284c7"/&gt;&lt;/linearGradient&gt;&lt;/defs&gt;&lt;rect width="840" height="460" rx="14" fill="#ffffff"/&gt;&lt;rect x="0" y="0" width="840" height="48" rx="14" fill="url(#bnc6e023e)"/&gt;&lt;rect x="0" y="32" width="840" height="16" fill="url(#bnc6e023e)"/&gt;&lt;text x="420" y="25" text-anchor="middle" font-size="15" font-weight="700" fill="#ffffff" dominant-baseline="middle"&gt;Knowledge Graph - Emergent Behaviour and Risk&lt;/text&gt;&lt;polygon points="465,212 465,264 420,290 375,264 375,212 420,186" fill="#38bdf8"/&gt;&lt;text x="420" y="238" text-anchor="middle" font-size="10" font-weight="600" fill="#fff" dominant-baseline="middle"&gt;Orchestrati…&lt;/text&gt;&lt;polygon points="375,212 375,264 330,290 284,264 284,212 330,186" fill="#0284c7"/&gt;&lt;text x="330" y="238" text-anchor="middle" font-size="10" font-weight="600" fill="#fff" dominant-baseline="middle"&gt;Shared Memo…&lt;/text&gt;&lt;polygon points="556,212 556,264 510,290 465,264 465,212 510,186" fill="#075985"/&gt;&lt;text x="510" y="238" text-anchor="middle" font-size="10" font-weight="600" fill="#fff" dominant-baseline="middle"&gt;Debate and …&lt;/text&gt;&lt;polygon points="420,134 420,186 375,212 330,186 330,134 375,108" fill="#0e7490"/&gt;&lt;text x="375" y="160" text-anchor="middle" font-size="10" font-weight="600" fill="#fff" dominant-baseline="middle"&gt;Conflict Re…&lt;/text&gt;&lt;polygon points="510,134 510,186 465,212 420,186 420,134 465,108" fill="#0891b2"/&gt;&lt;text x="465" y="160" text-anchor="middle" font-size="10" font-weight="600" fill="#fff" dominant-baseline="middle"&gt;Tool and Re…&lt;/text&gt;&lt;polygon points="420,290 420,342 375,368 330,342 330,290 375,264" fill="#0ea5e9"/&gt;&lt;text x="375" y="316" text-anchor="middle" font-size="10" font-weight="600" fill="#fff" dominant-baseline="middle"&gt;Emergent Be…&lt;/text&gt;&lt;polygon points="510,290 510,342 465,368 420,342 420,290 465,264" fill="#38bdf8"/&gt;&lt;text x="465" y="316" text-anchor="middle" font-size="10" font-weight="600" fill="#fff" dominant-baseline="middle"&gt;Evaluating …&lt;/text&gt;&lt;text x="28" y="446" text-anchor="start" font-size="9.5" font-weight="500" fill="#64748b" dominant-baseline="middle"&gt;Multi-Agent Systems  •  Knowledge Graph&lt;/text&gt;&lt;/svg&gt;</w:t>
+        <w:t>&lt;svg xmlns="http://www.w3.org/2000/svg" width="840" height="460" data-tpl="honeycomb" data-pal="1-3" viewBox="0 0 840 460" font-family="Inter, Segoe UI, Arial, sans-serif"&gt;&lt;defs&gt;&lt;marker id="ar" markerWidth="9" markerHeight="9" refX="7" refY="3" orient="auto"&gt;&lt;path d="M0,0 L7,3 L0,6 z" fill="#94a3b8"/&gt;&lt;/marker&gt;&lt;marker id="arw" markerWidth="9" markerHeight="9" refX="7" refY="3" orient="auto"&gt;&lt;path d="M0,0 L7,3 L0,6 z" fill="#ffffff"/&gt;&lt;/marker&gt;&lt;filter id="sh" x="-20%" y="-20%" width="140%" height="140%"&gt;&lt;feDropShadow dx="0" dy="2" stdDeviation="3" flood-color="#0f172a" flood-opacity="0.16"/&gt;&lt;/filter&gt;&lt;/defs&gt;&lt;defs&gt;&lt;linearGradient id="bnc6e023e" x1="0" y1="0" x2="1" y2="0"&gt;&lt;stop offset="0" stop-color="#38bdf8"/&gt;&lt;stop offset="1" stop-color="#0284c7"/&gt;&lt;/linearGradient&gt;&lt;/defs&gt;&lt;rect width="840" height="460" rx="14" fill="#ffffff"/&gt;&lt;rect x="0" y="0" width="840" height="48" rx="14" fill="url(#bnc6e023e)"/&gt;&lt;rect x="0" y="32" width="840" height="16" fill="url(#bnc6e023e)"/&gt;&lt;text x="420" y="25" text-anchor="middle" font-size="14.5" font-weight="700" fill="#ffffff" dominant-baseline="middle"&gt;Knowledge Graph - Emergent Behaviour and Risk&lt;/text&gt;&lt;polygon points="465,212 465,264 420,290 375,264 375,212 420,186" fill="#38bdf8"/&gt;&lt;text x="420" y="233" text-anchor="middle" font-size="9.5" font-weight="600" fill="#fff" dominant-baseline="middle"&gt;Orchestration&lt;/text&gt;&lt;text x="420" y="243" text-anchor="middle" font-size="9.5" font-weight="600" fill="#fff" dominant-baseline="middle"&gt;and Routing&lt;/text&gt;&lt;polygon points="375,212 375,264 330,290 284,264 284,212 330,186" fill="#0284c7"/&gt;&lt;text x="330" y="233" text-anchor="middle" font-size="9.5" font-weight="600" fill="#fff" dominant-baseline="middle"&gt;Shared&lt;/text&gt;&lt;text x="330" y="243" text-anchor="middle" font-size="9.5" font-weight="600" fill="#fff" dominant-baseline="middle"&gt;Memory and&lt;/text&gt;&lt;polygon points="556,212 556,264 510,290 465,264 465,212 510,186" fill="#075985"/&gt;&lt;text x="510" y="233" text-anchor="middle" font-size="9.5" font-weight="600" fill="#fff" dominant-baseline="middle"&gt;Debate and&lt;/text&gt;&lt;text x="510" y="243" text-anchor="middle" font-size="9.5" font-weight="600" fill="#fff" dominant-baseline="middle"&gt;Consensus&lt;/text&gt;&lt;polygon points="420,134 420,186 375,212 330,186 330,134 375,108" fill="#0e7490"/&gt;&lt;text x="375" y="155" text-anchor="middle" font-size="9.5" font-weight="600" fill="#fff" dominant-baseline="middle"&gt;Conflict&lt;/text&gt;&lt;text x="375" y="165" text-anchor="middle" font-size="9.5" font-weight="600" fill="#fff" dominant-baseline="middle"&gt;Resolution&lt;/text&gt;&lt;polygon points="510,134 510,186 465,212 420,186 420,134 465,108" fill="#0891b2"/&gt;&lt;text x="465" y="155" text-anchor="middle" font-size="9.5" font-weight="600" fill="#fff" dominant-baseline="middle"&gt;Tool and&lt;/text&gt;&lt;text x="465" y="165" text-anchor="middle" font-size="9.5" font-weight="600" fill="#fff" dominant-baseline="middle"&gt;Resource&lt;/text&gt;&lt;polygon points="420,290 420,342 375,368 330,342 330,290 375,264" fill="#0ea5e9"/&gt;&lt;text x="375" y="311" text-anchor="middle" font-size="9.5" font-weight="600" fill="#fff" dominant-baseline="middle"&gt;Emergent&lt;/text&gt;&lt;text x="375" y="321" text-anchor="middle" font-size="9.5" font-weight="600" fill="#fff" dominant-baseline="middle"&gt;Behaviour&lt;/text&gt;&lt;polygon points="510,290 510,342 465,368 420,342 420,290 465,264" fill="#38bdf8"/&gt;&lt;text x="465" y="311" text-anchor="middle" font-size="9.5" font-weight="600" fill="#fff" dominant-baseline="middle"&gt;Evaluating&lt;/text&gt;&lt;text x="465" y="321" text-anchor="middle" font-size="9.5" font-weight="600" fill="#fff" dominant-baseline="middle"&gt;Multi-Agent&lt;/text&gt;&lt;text x="28" y="446" text-anchor="start" font-size="9.5" font-weight="500" fill="#64748b" dominant-baseline="middle"&gt;Multi-Agent Systems  •  Knowledge Graph&lt;/text&gt;&lt;/svg&gt;</w:t>
       </w:r>
     </w:p>
     <w:p>
@@ -9692,7 +9692,7 @@
           <w:rFonts w:ascii="Consolas" w:hAnsi="Consolas"/>
           <w:sz w:val="16"/>
         </w:rPr>
-        <w:t>&lt;svg xmlns="http://www.w3.org/2000/svg" width="840" height="460" data-tpl="pillars" data-pal="7-2" viewBox="0 0 840 460" font-family="Inter, Segoe UI, Arial, sans-serif"&gt;&lt;defs&gt;&lt;marker id="ar" markerWidth="9" markerHeight="9" refX="7" refY="3" orient="auto"&gt;&lt;path d="M0,0 L7,3 L0,6 z" fill="#94a3b8"/&gt;&lt;/marker&gt;&lt;marker id="arw" markerWidth="9" markerHeight="9" refX="7" refY="3" orient="auto"&gt;&lt;path d="M0,0 L7,3 L0,6 z" fill="#ffffff"/&gt;&lt;/marker&gt;&lt;filter id="sh" x="-20%" y="-20%" width="140%" height="140%"&gt;&lt;feDropShadow dx="0" dy="2" stdDeviation="3" flood-color="#0f172a" flood-opacity="0.16"/&gt;&lt;/filter&gt;&lt;/defs&gt;&lt;defs&gt;&lt;linearGradient id="bn82e02a" x1="0" y1="0" x2="1" y2="0"&gt;&lt;stop offset="0" stop-color="#9333ea"/&gt;&lt;stop offset="1" stop-color="#a21caf"/&gt;&lt;/linearGradient&gt;&lt;/defs&gt;&lt;rect width="840" height="460" rx="14" fill="#ffffff"/&gt;&lt;rect x="0" y="0" width="840" height="48" rx="14" fill="url(#bn82e02a)"/&gt;&lt;rect x="0" y="32" width="840" height="16" fill="url(#bn82e02a)"/&gt;&lt;text x="420" y="25" text-anchor="middle" font-size="15" font-weight="700" fill="#ffffff" dominant-baseline="middle"&gt;Capability Map - Frameworks and Patterns&lt;/text&gt;&lt;rect x="68" y="140" width="120" height="250" rx="10" fill="#9333ea"/&gt;&lt;rect x="60" y="126" width="136" height="18" rx="6" fill="#9333ea"/&gt;&lt;text x="128" y="265" text-anchor="middle" font-size="11" font-weight="600" fill="#fff" dominant-baseline="middle"&gt;Frameworks an…&lt;/text&gt;&lt;rect x="214" y="140" width="120" height="250" rx="10" fill="#a21caf"/&gt;&lt;rect x="206" y="126" width="136" height="18" rx="6" fill="#a21caf"/&gt;&lt;text x="274" y="265" text-anchor="middle" font-size="11" font-weight="600" fill="#fff" dominant-baseline="middle"&gt;Observability…&lt;/text&gt;&lt;rect x="360" y="140" width="120" height="250" rx="10" fill="#c026d3"/&gt;&lt;rect x="352" y="126" width="136" height="18" rx="6" fill="#c026d3"/&gt;&lt;text x="420" y="265" text-anchor="middle" font-size="11" font-weight="600" fill="#fff" dominant-baseline="middle"&gt;The Multi-Age…&lt;/text&gt;&lt;rect x="506" y="140" width="120" height="250" rx="10" fill="#d946ef"/&gt;&lt;rect x="498" y="126" width="136" height="18" rx="6" fill="#d946ef"/&gt;&lt;text x="566" y="265" text-anchor="middle" font-size="11" font-weight="600" fill="#fff" dominant-baseline="middle"&gt;Why Multiple …&lt;/text&gt;&lt;rect x="652" y="140" width="120" height="250" rx="10" fill="#6b21a8"/&gt;&lt;rect x="644" y="126" width="136" height="18" rx="6" fill="#6b21a8"/&gt;&lt;text x="712" y="265" text-anchor="middle" font-size="11" font-weight="600" fill="#fff" dominant-baseline="middle"&gt;Agent Roles a…&lt;/text&gt;&lt;rect x="48.0" y="390" width="744" height="12" rx="4" fill="#0f172a"/&gt;&lt;text x="28" y="446" text-anchor="start" font-size="9.5" font-weight="500" fill="#64748b" dominant-baseline="middle"&gt;Multi-Agent Systems  •  Capability Map&lt;/text&gt;&lt;/svg&gt;</w:t>
+        <w:t>&lt;svg xmlns="http://www.w3.org/2000/svg" width="840" height="460" data-tpl="pillars" data-pal="7-2" viewBox="0 0 840 460" font-family="Inter, Segoe UI, Arial, sans-serif"&gt;&lt;defs&gt;&lt;marker id="ar" markerWidth="9" markerHeight="9" refX="7" refY="3" orient="auto"&gt;&lt;path d="M0,0 L7,3 L0,6 z" fill="#94a3b8"/&gt;&lt;/marker&gt;&lt;marker id="arw" markerWidth="9" markerHeight="9" refX="7" refY="3" orient="auto"&gt;&lt;path d="M0,0 L7,3 L0,6 z" fill="#ffffff"/&gt;&lt;/marker&gt;&lt;filter id="sh" x="-20%" y="-20%" width="140%" height="140%"&gt;&lt;feDropShadow dx="0" dy="2" stdDeviation="3" flood-color="#0f172a" flood-opacity="0.16"/&gt;&lt;/filter&gt;&lt;/defs&gt;&lt;defs&gt;&lt;linearGradient id="bn82e02a" x1="0" y1="0" x2="1" y2="0"&gt;&lt;stop offset="0" stop-color="#9333ea"/&gt;&lt;stop offset="1" stop-color="#a21caf"/&gt;&lt;/linearGradient&gt;&lt;/defs&gt;&lt;rect width="840" height="460" rx="14" fill="#ffffff"/&gt;&lt;rect x="0" y="0" width="840" height="48" rx="14" fill="url(#bn82e02a)"/&gt;&lt;rect x="0" y="32" width="840" height="16" fill="url(#bn82e02a)"/&gt;&lt;text x="420" y="25" text-anchor="middle" font-size="14.5" font-weight="700" fill="#ffffff" dominant-baseline="middle"&gt;Capability Map - Frameworks and Patterns&lt;/text&gt;&lt;rect x="68" y="140" width="120" height="250" rx="10" fill="#9333ea"/&gt;&lt;rect x="60" y="126" width="136" height="18" rx="6" fill="#9333ea"/&gt;&lt;text x="128" y="259" text-anchor="middle" font-size="11" font-weight="600" fill="#fff" dominant-baseline="middle"&gt;Frameworks and&lt;/text&gt;&lt;text x="128" y="271" text-anchor="middle" font-size="11" font-weight="600" fill="#fff" dominant-baseline="middle"&gt;Patterns&lt;/text&gt;&lt;rect x="214" y="140" width="120" height="250" rx="10" fill="#a21caf"/&gt;&lt;rect x="206" y="126" width="136" height="18" rx="6" fill="#a21caf"/&gt;&lt;text x="274" y="259" text-anchor="middle" font-size="11" font-weight="600" fill="#fff" dominant-baseline="middle"&gt;Observability&lt;/text&gt;&lt;text x="274" y="271" text-anchor="middle" font-size="11" font-weight="600" fill="#fff" dominant-baseline="middle"&gt;Across Agents&lt;/text&gt;&lt;rect x="360" y="140" width="120" height="250" rx="10" fill="#c026d3"/&gt;&lt;rect x="352" y="126" width="136" height="18" rx="6" fill="#c026d3"/&gt;&lt;text x="420" y="252" text-anchor="middle" font-size="11" font-weight="600" fill="#fff" dominant-baseline="middle"&gt;The Multi-Agent&lt;/text&gt;&lt;text x="420" y="265" text-anchor="middle" font-size="11" font-weight="600" fill="#fff" dominant-baseline="middle"&gt;Reference&lt;/text&gt;&lt;text x="420" y="278" text-anchor="middle" font-size="11" font-weight="600" fill="#fff" dominant-baseline="middle"&gt;Architecture&lt;/text&gt;&lt;rect x="506" y="140" width="120" height="250" rx="10" fill="#d946ef"/&gt;&lt;rect x="498" y="126" width="136" height="18" rx="6" fill="#d946ef"/&gt;&lt;text x="566" y="259" text-anchor="middle" font-size="11" font-weight="600" fill="#fff" dominant-baseline="middle"&gt;Why Multiple&lt;/text&gt;&lt;text x="566" y="271" text-anchor="middle" font-size="11" font-weight="600" fill="#fff" dominant-baseline="middle"&gt;Agents&lt;/text&gt;&lt;rect x="652" y="140" width="120" height="250" rx="10" fill="#6b21a8"/&gt;&lt;rect x="644" y="126" width="136" height="18" rx="6" fill="#6b21a8"/&gt;&lt;text x="712" y="259" text-anchor="middle" font-size="11" font-weight="600" fill="#fff" dominant-baseline="middle"&gt;Agent Roles and&lt;/text&gt;&lt;text x="712" y="271" text-anchor="middle" font-size="11" font-weight="600" fill="#fff" dominant-baseline="middle"&gt;Topologies&lt;/text&gt;&lt;rect x="48.0" y="390" width="744" height="12" rx="4" fill="#0f172a"/&gt;&lt;text x="28" y="446" text-anchor="start" font-size="9.5" font-weight="500" fill="#64748b" dominant-baseline="middle"&gt;Multi-Agent Systems  •  Capability Map&lt;/text&gt;&lt;/svg&gt;</w:t>
       </w:r>
     </w:p>
     <w:p>
@@ -12200,7 +12200,7 @@
           <w:rFonts w:ascii="Consolas" w:hAnsi="Consolas"/>
           <w:sz w:val="16"/>
         </w:rPr>
-        <w:t>&lt;svg xmlns="http://www.w3.org/2000/svg" width="840" height="460" data-tpl="timeline" data-pal="0-2" viewBox="0 0 840 460" font-family="Inter, Segoe UI, Arial, sans-serif"&gt;&lt;defs&gt;&lt;marker id="ar" markerWidth="9" markerHeight="9" refX="7" refY="3" orient="auto"&gt;&lt;path d="M0,0 L7,3 L0,6 z" fill="#94a3b8"/&gt;&lt;/marker&gt;&lt;marker id="arw" markerWidth="9" markerHeight="9" refX="7" refY="3" orient="auto"&gt;&lt;path d="M0,0 L7,3 L0,6 z" fill="#ffffff"/&gt;&lt;/marker&gt;&lt;filter id="sh" x="-20%" y="-20%" width="140%" height="140%"&gt;&lt;feDropShadow dx="0" dy="2" stdDeviation="3" flood-color="#0f172a" flood-opacity="0.16"/&gt;&lt;/filter&gt;&lt;/defs&gt;&lt;defs&gt;&lt;linearGradient id="bnfe1606b" x1="0" y1="0" x2="1" y2="0"&gt;&lt;stop offset="0" stop-color="#7c3aed"/&gt;&lt;stop offset="1" stop-color="#8b5cf6"/&gt;&lt;/linearGradient&gt;&lt;/defs&gt;&lt;rect width="840" height="460" rx="14" fill="#ffffff"/&gt;&lt;rect x="0" y="0" width="840" height="48" rx="14" fill="url(#bnfe1606b)"/&gt;&lt;rect x="0" y="32" width="840" height="16" fill="url(#bnfe1606b)"/&gt;&lt;text x="420" y="25" text-anchor="middle" font-size="15" font-weight="700" fill="#ffffff" dominant-baseline="middle"&gt;Business Process - Putting It Together: A Reference Implementat…&lt;/text&gt;&lt;line x1="68" y1="230.0" x2="772" y2="230.0" stroke="#cbd5e1" stroke-width="3"/&gt;&lt;circle cx="68" cy="230.0" r="9" fill="#7c3aed"/&gt;&lt;line x1="68" y1="230.0" x2="68" y2="198" stroke="#cbd5e1" stroke-width="1.4"/&gt;&lt;rect x="-2" y="138" width="140" height="52" rx="11" fill="#7c3aed" filter="url(#sh)"/&gt;&lt;text x="68" y="157" text-anchor="middle" font-size="11" font-weight="600" fill="#ffffff" dominant-baseline="middle"&gt;Debate and Consensus&lt;/text&gt;&lt;text x="68" y="173" text-anchor="middle" font-size="8" font-weight="500" fill="#ffffff" dominant-baseline="middle"&gt;Phase 1&lt;/text&gt;&lt;circle cx="244" cy="230.0" r="9" fill="#8b5cf6"/&gt;&lt;line x1="244" y1="230.0" x2="244" y2="254" stroke="#cbd5e1" stroke-width="1.4"/&gt;&lt;rect x="174" y="254" width="140" height="52" rx="11" fill="#8b5cf6" filter="url(#sh)"/&gt;&lt;text x="244" y="273" text-anchor="middle" font-size="11" font-weight="600" fill="#ffffff" dominant-baseline="middle"&gt;Conflict Resolution&lt;/text&gt;&lt;text x="244" y="289" text-anchor="middle" font-size="8" font-weight="500" fill="#ffffff" dominant-baseline="middle"&gt;Phase 2&lt;/text&gt;&lt;circle cx="420" cy="230.0" r="9" fill="#a78bfa"/&gt;&lt;line x1="420" y1="230.0" x2="420" y2="198" stroke="#cbd5e1" stroke-width="1.4"/&gt;&lt;rect x="350" y="138" width="140" height="52" rx="11" fill="#a78bfa" filter="url(#sh)"/&gt;&lt;text x="420" y="157" text-anchor="middle" font-size="11" font-weight="600" fill="#ffffff" dominant-baseline="middle"&gt;Tool and Resource Cont…&lt;/text&gt;&lt;text x="420" y="173" text-anchor="middle" font-size="8" font-weight="500" fill="#ffffff" dominant-baseline="middle"&gt;Phase 3&lt;/text&gt;&lt;circle cx="596" cy="230.0" r="9" fill="#c4b5fd"/&gt;&lt;line x1="596" y1="230.0" x2="596" y2="254" stroke="#cbd5e1" stroke-width="1.4"/&gt;&lt;rect x="526" y="254" width="140" height="52" rx="11" fill="#c4b5fd" filter="url(#sh)"/&gt;&lt;text x="596" y="273" text-anchor="middle" font-size="11" font-weight="600" fill="#ffffff" dominant-baseline="middle"&gt;Emergent Behaviour and…&lt;/text&gt;&lt;text x="596" y="289" text-anchor="middle" font-size="8" font-weight="500" fill="#ffffff" dominant-baseline="middle"&gt;Phase 4&lt;/text&gt;&lt;circle cx="772" cy="230.0" r="9" fill="#4338ca"/&gt;&lt;line x1="772" y1="230.0" x2="772" y2="198" stroke="#cbd5e1" stroke-width="1.4"/&gt;&lt;rect x="702" y="138" width="140" height="52" rx="11" fill="#4338ca" filter="url(#sh)"/&gt;&lt;text x="772" y="157" text-anchor="middle" font-size="11" font-weight="600" fill="#ffffff" dominant-baseline="middle"&gt;Evaluating Multi-Agent…&lt;/text&gt;&lt;text x="772" y="173" text-anchor="middle" font-size="8" font-weight="500" fill="#ffffff" dominant-baseline="middle"&gt;Phase 5&lt;/text&gt;&lt;text x="28" y="446" text-anchor="start" font-size="9.5" font-weight="500" fill="#64748b" dominant-baseline="middle"&gt;Multi-Agent Systems  •  Business Process&lt;/text&gt;&lt;/svg&gt;</w:t>
+        <w:t>&lt;svg xmlns="http://www.w3.org/2000/svg" width="840" height="460" data-tpl="timeline" data-pal="0-2" viewBox="0 0 840 460" font-family="Inter, Segoe UI, Arial, sans-serif"&gt;&lt;defs&gt;&lt;marker id="ar" markerWidth="9" markerHeight="9" refX="7" refY="3" orient="auto"&gt;&lt;path d="M0,0 L7,3 L0,6 z" fill="#94a3b8"/&gt;&lt;/marker&gt;&lt;marker id="arw" markerWidth="9" markerHeight="9" refX="7" refY="3" orient="auto"&gt;&lt;path d="M0,0 L7,3 L0,6 z" fill="#ffffff"/&gt;&lt;/marker&gt;&lt;filter id="sh" x="-20%" y="-20%" width="140%" height="140%"&gt;&lt;feDropShadow dx="0" dy="2" stdDeviation="3" flood-color="#0f172a" flood-opacity="0.16"/&gt;&lt;/filter&gt;&lt;/defs&gt;&lt;defs&gt;&lt;linearGradient id="bnfe1606b" x1="0" y1="0" x2="1" y2="0"&gt;&lt;stop offset="0" stop-color="#7c3aed"/&gt;&lt;stop offset="1" stop-color="#8b5cf6"/&gt;&lt;/linearGradient&gt;&lt;/defs&gt;&lt;rect width="840" height="460" rx="14" fill="#ffffff"/&gt;&lt;rect x="0" y="0" width="840" height="48" rx="14" fill="url(#bnfe1606b)"/&gt;&lt;rect x="0" y="32" width="840" height="16" fill="url(#bnfe1606b)"/&gt;&lt;text x="420" y="25" text-anchor="middle" font-size="14.5" font-weight="700" fill="#ffffff" dominant-baseline="middle"&gt;Business Process - Putting It Together: A Reference Implementation&lt;/text&gt;&lt;line x1="68" y1="230.0" x2="772" y2="230.0" stroke="#cbd5e1" stroke-width="3"/&gt;&lt;circle cx="68" cy="230.0" r="9" fill="#7c3aed"/&gt;&lt;line x1="68" y1="230.0" x2="68" y2="198" stroke="#cbd5e1" stroke-width="1.4"/&gt;&lt;rect x="-2" y="138" width="140" height="52" rx="11" fill="#7c3aed" filter="url(#sh)"/&gt;&lt;text x="68" y="156" text-anchor="middle" font-size="11" font-weight="600" fill="#ffffff" dominant-baseline="middle"&gt;Debate and Consensus&lt;/text&gt;&lt;text x="68" y="175" text-anchor="middle" font-size="9" font-weight="500" fill="#ffffff" dominant-baseline="middle"&gt;Phase 1&lt;/text&gt;&lt;circle cx="244" cy="230.0" r="9" fill="#8b5cf6"/&gt;&lt;line x1="244" y1="230.0" x2="244" y2="254" stroke="#cbd5e1" stroke-width="1.4"/&gt;&lt;rect x="174" y="254" width="140" height="52" rx="11" fill="#8b5cf6" filter="url(#sh)"/&gt;&lt;text x="244" y="272" text-anchor="middle" font-size="11" font-weight="600" fill="#ffffff" dominant-baseline="middle"&gt;Conflict Resolution&lt;/text&gt;&lt;text x="244" y="291" text-anchor="middle" font-size="9" font-weight="500" fill="#ffffff" dominant-baseline="middle"&gt;Phase 2&lt;/text&gt;&lt;circle cx="420" cy="230.0" r="9" fill="#a78bfa"/&gt;&lt;line x1="420" y1="230.0" x2="420" y2="198" stroke="#cbd5e1" stroke-width="1.4"/&gt;&lt;rect x="350" y="138" width="140" height="52" rx="11" fill="#a78bfa" filter="url(#sh)"/&gt;&lt;text x="420" y="151" text-anchor="middle" font-size="9.5" font-weight="600" fill="#ffffff" dominant-baseline="middle"&gt;Tool and Resource&lt;/text&gt;&lt;text x="420" y="161" text-anchor="middle" font-size="9.5" font-weight="600" fill="#ffffff" dominant-baseline="middle"&gt;Contention&lt;/text&gt;&lt;text x="420" y="175" text-anchor="middle" font-size="7.5" font-weight="500" fill="#ffffff" dominant-baseline="middle"&gt;Phase 3&lt;/text&gt;&lt;circle cx="596" cy="230.0" r="9" fill="#c4b5fd"/&gt;&lt;line x1="596" y1="230.0" x2="596" y2="254" stroke="#cbd5e1" stroke-width="1.4"/&gt;&lt;rect x="526" y="254" width="140" height="52" rx="11" fill="#c4b5fd" filter="url(#sh)"/&gt;&lt;text x="596" y="267" text-anchor="middle" font-size="9.5" font-weight="600" fill="#ffffff" dominant-baseline="middle"&gt;Emergent Behaviour and&lt;/text&gt;&lt;text x="596" y="277" text-anchor="middle" font-size="9.5" font-weight="600" fill="#ffffff" dominant-baseline="middle"&gt;Risk&lt;/text&gt;&lt;text x="596" y="291" text-anchor="middle" font-size="7.5" font-weight="500" fill="#ffffff" dominant-baseline="middle"&gt;Phase 4&lt;/text&gt;&lt;circle cx="772" cy="230.0" r="9" fill="#4338ca"/&gt;&lt;line x1="772" y1="230.0" x2="772" y2="198" stroke="#cbd5e1" stroke-width="1.4"/&gt;&lt;rect x="702" y="138" width="140" height="52" rx="11" fill="#4338ca" filter="url(#sh)"/&gt;&lt;text x="772" y="151" text-anchor="middle" font-size="9.5" font-weight="600" fill="#ffffff" dominant-baseline="middle"&gt;Evaluating Multi-Agent&lt;/text&gt;&lt;text x="772" y="161" text-anchor="middle" font-size="9.5" font-weight="600" fill="#ffffff" dominant-baseline="middle"&gt;Systems&lt;/text&gt;&lt;text x="772" y="175" text-anchor="middle" font-size="7.5" font-weight="500" fill="#ffffff" dominant-baseline="middle"&gt;Phase 5&lt;/text&gt;&lt;text x="28" y="446" text-anchor="start" font-size="9.5" font-weight="500" fill="#64748b" dominant-baseline="middle"&gt;Multi-Agent Systems  •  Business Process&lt;/text&gt;&lt;/svg&gt;</w:t>
       </w:r>
     </w:p>
     <w:p>
@@ -13856,7 +13856,7 @@
           <w:rFonts w:ascii="Consolas" w:hAnsi="Consolas"/>
           <w:sz w:val="16"/>
         </w:rPr>
-        <w:t>&lt;svg xmlns="http://www.w3.org/2000/svg" width="840" height="460" data-tpl="flow_h" data-pal="2-3" viewBox="0 0 840 460" font-family="Inter, Segoe UI, Arial, sans-serif"&gt;&lt;defs&gt;&lt;marker id="ar" markerWidth="9" markerHeight="9" refX="7" refY="3" orient="auto"&gt;&lt;path d="M0,0 L7,3 L0,6 z" fill="#94a3b8"/&gt;&lt;/marker&gt;&lt;marker id="arw" markerWidth="9" markerHeight="9" refX="7" refY="3" orient="auto"&gt;&lt;path d="M0,0 L7,3 L0,6 z" fill="#ffffff"/&gt;&lt;/marker&gt;&lt;filter id="sh" x="-20%" y="-20%" width="140%" height="140%"&gt;&lt;feDropShadow dx="0" dy="2" stdDeviation="3" flood-color="#0f172a" flood-opacity="0.16"/&gt;&lt;/filter&gt;&lt;/defs&gt;&lt;defs&gt;&lt;linearGradient id="bne3ea1f" x1="0" y1="0" x2="1" y2="0"&gt;&lt;stop offset="0" stop-color="#34d399"/&gt;&lt;stop offset="1" stop-color="#0d9488"/&gt;&lt;/linearGradient&gt;&lt;/defs&gt;&lt;rect width="840" height="460" rx="14" fill="#ffffff"/&gt;&lt;rect x="0" y="0" width="840" height="48" rx="14" fill="url(#bne3ea1f)"/&gt;&lt;rect x="0" y="32" width="840" height="16" fill="url(#bne3ea1f)"/&gt;&lt;text x="420" y="25" text-anchor="middle" font-size="15" font-weight="700" fill="#ffffff" dominant-baseline="middle"&gt;Data Lineage - Case Study: Software at Scale&lt;/text&gt;&lt;rect x="39" y="196" width="130" height="68" rx="11" fill="#34d399" filter="url(#sh)"/&gt;&lt;text x="104" y="230" text-anchor="middle" font-size="12" font-weight="600" fill="#ffffff" dominant-baseline="middle"&gt;Agent Roles and To…&lt;/text&gt;&lt;rect x="197" y="196" width="130" height="68" rx="11" fill="#0d9488" filter="url(#sh)"/&gt;&lt;text x="262" y="230" text-anchor="middle" font-size="12" font-weight="600" fill="#ffffff" dominant-baseline="middle"&gt;Communication Prot…&lt;/text&gt;&lt;line x1="169" y1="230" x2="197" y2="230" stroke="#94a3b8" stroke-width="2" marker-end="url(#ar)"/&gt;&lt;rect x="355" y="196" width="130" height="68" rx="11" fill="#14b8a6" filter="url(#sh)"/&gt;&lt;text x="420" y="230" text-anchor="middle" font-size="12" font-weight="600" fill="#ffffff" dominant-baseline="middle"&gt;Orchestration and …&lt;/text&gt;&lt;line x1="327" y1="230" x2="355" y2="230" stroke="#94a3b8" stroke-width="2" marker-end="url(#ar)"/&gt;&lt;rect x="513" y="196" width="130" height="68" rx="11" fill="#047857" filter="url(#sh)"/&gt;&lt;text x="578" y="230" text-anchor="middle" font-size="12" font-weight="600" fill="#ffffff" dominant-baseline="middle"&gt;Shared Memory and …&lt;/text&gt;&lt;line x1="485" y1="230" x2="513" y2="230" stroke="#94a3b8" stroke-width="2" marker-end="url(#ar)"/&gt;&lt;rect x="671" y="196" width="130" height="68" rx="11" fill="#059669" filter="url(#sh)"/&gt;&lt;text x="736" y="230" text-anchor="middle" font-size="12" font-weight="600" fill="#ffffff" dominant-baseline="middle"&gt;Debate and Consens…&lt;/text&gt;&lt;line x1="643" y1="230" x2="671" y2="230" stroke="#94a3b8" stroke-width="2" marker-end="url(#ar)"/&gt;&lt;text x="420" y="300" text-anchor="middle" font-size="11" font-weight="500" fill="#64748b" dominant-baseline="middle"&gt;end-to-end flow&lt;/text&gt;&lt;text x="28" y="446" text-anchor="start" font-size="9.5" font-weight="500" fill="#64748b" dominant-baseline="middle"&gt;Multi-Agent Systems  •  Data Lineage&lt;/text&gt;&lt;/svg&gt;</w:t>
+        <w:t>&lt;svg xmlns="http://www.w3.org/2000/svg" width="840" height="460" data-tpl="flow_h" data-pal="2-3" viewBox="0 0 840 460" font-family="Inter, Segoe UI, Arial, sans-serif"&gt;&lt;defs&gt;&lt;marker id="ar" markerWidth="9" markerHeight="9" refX="7" refY="3" orient="auto"&gt;&lt;path d="M0,0 L7,3 L0,6 z" fill="#94a3b8"/&gt;&lt;/marker&gt;&lt;marker id="arw" markerWidth="9" markerHeight="9" refX="7" refY="3" orient="auto"&gt;&lt;path d="M0,0 L7,3 L0,6 z" fill="#ffffff"/&gt;&lt;/marker&gt;&lt;filter id="sh" x="-20%" y="-20%" width="140%" height="140%"&gt;&lt;feDropShadow dx="0" dy="2" stdDeviation="3" flood-color="#0f172a" flood-opacity="0.16"/&gt;&lt;/filter&gt;&lt;/defs&gt;&lt;defs&gt;&lt;linearGradient id="bne3ea1f" x1="0" y1="0" x2="1" y2="0"&gt;&lt;stop offset="0" stop-color="#34d399"/&gt;&lt;stop offset="1" stop-color="#0d9488"/&gt;&lt;/linearGradient&gt;&lt;/defs&gt;&lt;rect width="840" height="460" rx="14" fill="#ffffff"/&gt;&lt;rect x="0" y="0" width="840" height="48" rx="14" fill="url(#bne3ea1f)"/&gt;&lt;rect x="0" y="32" width="840" height="16" fill="url(#bne3ea1f)"/&gt;&lt;text x="420" y="25" text-anchor="middle" font-size="14.5" font-weight="700" fill="#ffffff" dominant-baseline="middle"&gt;Data Lineage - Case Study: Software at Scale&lt;/text&gt;&lt;rect x="39" y="196" width="130" height="68" rx="11" fill="#34d399" filter="url(#sh)"/&gt;&lt;text x="104" y="224" text-anchor="middle" font-size="10.5" font-weight="600" fill="#ffffff" dominant-baseline="middle"&gt;Agent Roles and&lt;/text&gt;&lt;text x="104" y="236" text-anchor="middle" font-size="10.5" font-weight="600" fill="#ffffff" dominant-baseline="middle"&gt;Topologies&lt;/text&gt;&lt;rect x="197" y="196" width="130" height="68" rx="11" fill="#0d9488" filter="url(#sh)"/&gt;&lt;text x="262" y="224" text-anchor="middle" font-size="10.5" font-weight="600" fill="#ffffff" dominant-baseline="middle"&gt;Communication&lt;/text&gt;&lt;text x="262" y="236" text-anchor="middle" font-size="10.5" font-weight="600" fill="#ffffff" dominant-baseline="middle"&gt;Protocols&lt;/text&gt;&lt;line x1="169" y1="230" x2="197" y2="230" stroke="#94a3b8" stroke-width="2" marker-end="url(#ar)"/&gt;&lt;rect x="355" y="196" width="130" height="68" rx="11" fill="#14b8a6" filter="url(#sh)"/&gt;&lt;text x="420" y="224" text-anchor="middle" font-size="10.5" font-weight="600" fill="#ffffff" dominant-baseline="middle"&gt;Orchestration and&lt;/text&gt;&lt;text x="420" y="236" text-anchor="middle" font-size="10.5" font-weight="600" fill="#ffffff" dominant-baseline="middle"&gt;Routing&lt;/text&gt;&lt;line x1="327" y1="230" x2="355" y2="230" stroke="#94a3b8" stroke-width="2" marker-end="url(#ar)"/&gt;&lt;rect x="513" y="196" width="130" height="68" rx="11" fill="#047857" filter="url(#sh)"/&gt;&lt;text x="578" y="224" text-anchor="middle" font-size="10.5" font-weight="600" fill="#ffffff" dominant-baseline="middle"&gt;Shared Memory and&lt;/text&gt;&lt;text x="578" y="236" text-anchor="middle" font-size="10.5" font-weight="600" fill="#ffffff" dominant-baseline="middle"&gt;State&lt;/text&gt;&lt;line x1="485" y1="230" x2="513" y2="230" stroke="#94a3b8" stroke-width="2" marker-end="url(#ar)"/&gt;&lt;rect x="671" y="196" width="130" height="68" rx="11" fill="#059669" filter="url(#sh)"/&gt;&lt;text x="736" y="230" text-anchor="middle" font-size="10.5" font-weight="600" fill="#ffffff" dominant-baseline="middle"&gt;Debate and Consensus&lt;/text&gt;&lt;line x1="643" y1="230" x2="671" y2="230" stroke="#94a3b8" stroke-width="2" marker-end="url(#ar)"/&gt;&lt;text x="420" y="300" text-anchor="middle" font-size="11" font-weight="500" fill="#64748b" dominant-baseline="middle"&gt;end-to-end flow&lt;/text&gt;&lt;text x="28" y="446" text-anchor="start" font-size="9.5" font-weight="500" fill="#64748b" dominant-baseline="middle"&gt;Multi-Agent Systems  •  Data Lineage&lt;/text&gt;&lt;/svg&gt;</w:t>
       </w:r>
     </w:p>
     <w:p>
